--- a/Faculdade/Disciplinas Regulares/4º Ano/Verificação e Validação de Software/Atividades/Testes Estruturais/Testes Estruturais.docx
+++ b/Faculdade/Disciplinas Regulares/4º Ano/Verificação e Validação de Software/Atividades/Testes Estruturais/Testes Estruturais.docx
@@ -47,16 +47,7 @@
     <w:p/>
     <w:p>
       <w:r>
-        <w:t xml:space="preserve">1º exercício: </w:t>
-      </w:r>
-      <w:r>
-        <w:t>Um algoritmo que determine e mostre a soma dos números inteiros ímpares</w:t>
-      </w:r>
-      <w:r>
-        <w:t xml:space="preserve"> </w:t>
-      </w:r>
-      <w:r>
-        <w:t>múltiplos de 3 em um intervalo entre zero e um número informado pelo usuário.</w:t>
+        <w:t>1º exercício: Um algoritmo que determine e mostre a soma dos números inteiros ímpares múltiplos de 3 em um intervalo entre zero e um número informado pelo usuário.</w:t>
       </w:r>
     </w:p>
     <w:p/>
@@ -64,6 +55,218 @@
       <w:r>
         <w:t>Algoritmo:</w:t>
       </w:r>
+    </w:p>
+    <w:p>
+      <w:pPr>
+        <w:shd w:val="clear" w:color="auto" w:fill="FFFFFF"/>
+        <w:spacing w:line="285" w:lineRule="atLeast"/>
+        <w:ind w:firstLine="0"/>
+        <w:jc w:val="left"/>
+        <w:rPr>
+          <w:rFonts w:ascii="CaskaydiaCove NF" w:eastAsia="Times New Roman" w:hAnsi="CaskaydiaCove NF" w:cs="Times New Roman"/>
+          <w:color w:val="000000"/>
+          <w:sz w:val="21"/>
+          <w:szCs w:val="21"/>
+          <w:lang w:eastAsia="pt-BR"/>
+        </w:rPr>
+      </w:pPr>
+      <w:r>
+        <w:rPr>
+          <w:noProof/>
+        </w:rPr>
+        <w:drawing>
+          <wp:inline distT="0" distB="0" distL="0" distR="0" wp14:anchorId="7CFF250A" wp14:editId="01C30EE4">
+            <wp:extent cx="5760085" cy="3107690"/>
+            <wp:effectExtent l="0" t="0" r="0" b="0"/>
+            <wp:docPr id="14" name="Imagem 14"/>
+            <wp:cNvGraphicFramePr>
+              <a:graphicFrameLocks xmlns:a="http://schemas.openxmlformats.org/drawingml/2006/main" noChangeAspect="1"/>
+            </wp:cNvGraphicFramePr>
+            <a:graphic xmlns:a="http://schemas.openxmlformats.org/drawingml/2006/main">
+              <a:graphicData uri="http://schemas.openxmlformats.org/drawingml/2006/picture">
+                <pic:pic xmlns:pic="http://schemas.openxmlformats.org/drawingml/2006/picture">
+                  <pic:nvPicPr>
+                    <pic:cNvPr id="0" name="Picture 15"/>
+                    <pic:cNvPicPr>
+                      <a:picLocks noChangeAspect="1" noChangeArrowheads="1"/>
+                    </pic:cNvPicPr>
+                  </pic:nvPicPr>
+                  <pic:blipFill>
+                    <a:blip r:embed="rId5">
+                      <a:extLst>
+                        <a:ext uri="{28A0092B-C50C-407E-A947-70E740481C1C}">
+                          <a14:useLocalDpi xmlns:a14="http://schemas.microsoft.com/office/drawing/2010/main" val="0"/>
+                        </a:ext>
+                      </a:extLst>
+                    </a:blip>
+                    <a:srcRect/>
+                    <a:stretch>
+                      <a:fillRect/>
+                    </a:stretch>
+                  </pic:blipFill>
+                  <pic:spPr bwMode="auto">
+                    <a:xfrm>
+                      <a:off x="0" y="0"/>
+                      <a:ext cx="5760085" cy="3107690"/>
+                    </a:xfrm>
+                    <a:prstGeom prst="rect">
+                      <a:avLst/>
+                    </a:prstGeom>
+                    <a:noFill/>
+                    <a:ln>
+                      <a:noFill/>
+                    </a:ln>
+                  </pic:spPr>
+                </pic:pic>
+              </a:graphicData>
+            </a:graphic>
+          </wp:inline>
+        </w:drawing>
+      </w:r>
+    </w:p>
+    <w:p>
+      <w:pPr>
+        <w:ind w:firstLine="0"/>
+      </w:pPr>
+      <w:r>
+        <w:t>Fluxograma de Controle:</w:t>
+      </w:r>
+      <w:r>
+        <w:t xml:space="preserve"> </w:t>
+      </w:r>
+    </w:p>
+    <w:p>
+      <w:pPr>
+        <w:ind w:firstLine="0"/>
+        <w:rPr>
+          <w:noProof/>
+        </w:rPr>
+      </w:pPr>
+      <w:r>
+        <w:rPr>
+          <w:noProof/>
+        </w:rPr>
+        <w:drawing>
+          <wp:anchor distT="0" distB="0" distL="114300" distR="114300" simplePos="0" relativeHeight="251658240" behindDoc="1" locked="0" layoutInCell="1" allowOverlap="1" wp14:anchorId="0BB30796" wp14:editId="1FEA3493">
+            <wp:simplePos x="0" y="0"/>
+            <wp:positionH relativeFrom="column">
+              <wp:posOffset>1905</wp:posOffset>
+            </wp:positionH>
+            <wp:positionV relativeFrom="paragraph">
+              <wp:posOffset>1270</wp:posOffset>
+            </wp:positionV>
+            <wp:extent cx="1836420" cy="2514600"/>
+            <wp:effectExtent l="0" t="0" r="0" b="0"/>
+            <wp:wrapTight wrapText="bothSides">
+              <wp:wrapPolygon edited="0">
+                <wp:start x="0" y="0"/>
+                <wp:lineTo x="0" y="21436"/>
+                <wp:lineTo x="21286" y="21436"/>
+                <wp:lineTo x="21286" y="0"/>
+                <wp:lineTo x="0" y="0"/>
+              </wp:wrapPolygon>
+            </wp:wrapTight>
+            <wp:docPr id="17" name="Imagem 17"/>
+            <wp:cNvGraphicFramePr>
+              <a:graphicFrameLocks xmlns:a="http://schemas.openxmlformats.org/drawingml/2006/main" noChangeAspect="1"/>
+            </wp:cNvGraphicFramePr>
+            <a:graphic xmlns:a="http://schemas.openxmlformats.org/drawingml/2006/main">
+              <a:graphicData uri="http://schemas.openxmlformats.org/drawingml/2006/picture">
+                <pic:pic xmlns:pic="http://schemas.openxmlformats.org/drawingml/2006/picture">
+                  <pic:nvPicPr>
+                    <pic:cNvPr id="0" name="Picture 21"/>
+                    <pic:cNvPicPr>
+                      <a:picLocks noChangeAspect="1" noChangeArrowheads="1"/>
+                    </pic:cNvPicPr>
+                  </pic:nvPicPr>
+                  <pic:blipFill>
+                    <a:blip r:embed="rId6">
+                      <a:extLst>
+                        <a:ext uri="{28A0092B-C50C-407E-A947-70E740481C1C}">
+                          <a14:useLocalDpi xmlns:a14="http://schemas.microsoft.com/office/drawing/2010/main" val="0"/>
+                        </a:ext>
+                      </a:extLst>
+                    </a:blip>
+                    <a:srcRect/>
+                    <a:stretch>
+                      <a:fillRect/>
+                    </a:stretch>
+                  </pic:blipFill>
+                  <pic:spPr bwMode="auto">
+                    <a:xfrm>
+                      <a:off x="0" y="0"/>
+                      <a:ext cx="1836420" cy="2514600"/>
+                    </a:xfrm>
+                    <a:prstGeom prst="rect">
+                      <a:avLst/>
+                    </a:prstGeom>
+                    <a:noFill/>
+                    <a:ln>
+                      <a:noFill/>
+                    </a:ln>
+                  </pic:spPr>
+                </pic:pic>
+              </a:graphicData>
+            </a:graphic>
+            <wp14:sizeRelH relativeFrom="page">
+              <wp14:pctWidth>0</wp14:pctWidth>
+            </wp14:sizeRelH>
+            <wp14:sizeRelV relativeFrom="page">
+              <wp14:pctHeight>0</wp14:pctHeight>
+            </wp14:sizeRelV>
+          </wp:anchor>
+        </w:drawing>
+      </w:r>
+    </w:p>
+    <w:p>
+      <w:pPr>
+        <w:pStyle w:val="PargrafodaLista"/>
+        <w:numPr>
+          <w:ilvl w:val="0"/>
+          <w:numId w:val="1"/>
+        </w:numPr>
+        <w:tabs>
+          <w:tab w:val="left" w:pos="2064"/>
+        </w:tabs>
+      </w:pPr>
+      <w:r>
+        <w:t>No nó 1. É solicitado ao usuário um número inteiro, que será analisado nos nós 2 e 3.</w:t>
+      </w:r>
+    </w:p>
+    <w:p>
+      <w:pPr>
+        <w:pStyle w:val="PargrafodaLista"/>
+        <w:numPr>
+          <w:ilvl w:val="0"/>
+          <w:numId w:val="1"/>
+        </w:numPr>
+        <w:tabs>
+          <w:tab w:val="left" w:pos="2064"/>
+        </w:tabs>
+      </w:pPr>
+      <w:r>
+        <w:t>Caso o número informado seja válido, o algoritmo será executado e o resultado será impresso no nó 4.</w:t>
+      </w:r>
+    </w:p>
+    <w:p>
+      <w:pPr>
+        <w:pStyle w:val="PargrafodaLista"/>
+        <w:numPr>
+          <w:ilvl w:val="0"/>
+          <w:numId w:val="1"/>
+        </w:numPr>
+        <w:tabs>
+          <w:tab w:val="left" w:pos="2064"/>
+        </w:tabs>
+      </w:pPr>
+      <w:r>
+        <w:t>Caso o número informado seja inválido, o algoritmo retornará do nó 3 ao nó 1 enquanto o número informado for inválido, partindo para o nó 4 assim que o número informado for válido.</w:t>
+      </w:r>
+    </w:p>
+    <w:p>
+      <w:pPr>
+        <w:ind w:firstLine="0"/>
+      </w:pPr>
     </w:p>
     <w:p/>
     <w:p/>
@@ -75,6 +278,127 @@
     </w:sectPr>
   </w:body>
 </w:document>
+</file>
+
+<file path=word/numbering.xml><?xml version="1.0" encoding="utf-8"?>
+<w:numbering xmlns:wpc="http://schemas.microsoft.com/office/word/2010/wordprocessingCanvas" xmlns:cx="http://schemas.microsoft.com/office/drawing/2014/chartex" xmlns:cx1="http://schemas.microsoft.com/office/drawing/2015/9/8/chartex" xmlns:cx2="http://schemas.microsoft.com/office/drawing/2015/10/21/chartex" xmlns:cx3="http://schemas.microsoft.com/office/drawing/2016/5/9/chartex" xmlns:cx4="http://schemas.microsoft.com/office/drawing/2016/5/10/chartex" xmlns:cx5="http://schemas.microsoft.com/office/drawing/2016/5/11/chartex" xmlns:cx6="http://schemas.microsoft.com/office/drawing/2016/5/12/chartex" xmlns:cx7="http://schemas.microsoft.com/office/drawing/2016/5/13/chartex" xmlns:cx8="http://schemas.microsoft.com/office/drawing/2016/5/14/chartex" xmlns:mc="http://schemas.openxmlformats.org/markup-compatibility/2006" xmlns:aink="http://schemas.microsoft.com/office/drawing/2016/ink" xmlns:am3d="http://schemas.microsoft.com/office/drawing/2017/model3d" xmlns:o="urn:schemas-microsoft-com:office:office" xmlns:r="http://schemas.openxmlformats.org/officeDocument/2006/relationships" xmlns:m="http://schemas.openxmlformats.org/officeDocument/2006/math" xmlns:v="urn:schemas-microsoft-com:vml" xmlns:wp14="http://schemas.microsoft.com/office/word/2010/wordprocessingDrawing" xmlns:wp="http://schemas.openxmlformats.org/drawingml/2006/wordprocessingDrawing" xmlns:w10="urn:schemas-microsoft-com:office:word" xmlns:w="http://schemas.openxmlformats.org/wordprocessingml/2006/main" xmlns:w14="http://schemas.microsoft.com/office/word/2010/wordml" xmlns:w15="http://schemas.microsoft.com/office/word/2012/wordml" xmlns:w16cex="http://schemas.microsoft.com/office/word/2018/wordml/cex" xmlns:w16cid="http://schemas.microsoft.com/office/word/2016/wordml/cid" xmlns:w16="http://schemas.microsoft.com/office/word/2018/wordml" xmlns:w16sdtdh="http://schemas.microsoft.com/office/word/2020/wordml/sdtdatahash" xmlns:w16se="http://schemas.microsoft.com/office/word/2015/wordml/symex" xmlns:wpg="http://schemas.microsoft.com/office/word/2010/wordprocessingGroup" xmlns:wpi="http://schemas.microsoft.com/office/word/2010/wordprocessingInk" xmlns:wne="http://schemas.microsoft.com/office/word/2006/wordml" xmlns:wps="http://schemas.microsoft.com/office/word/2010/wordprocessingShape" mc:Ignorable="w14 w15 w16se w16cid w16 w16cex w16sdtdh wp14">
+  <w:abstractNum w:abstractNumId="0" w15:restartNumberingAfterBreak="0">
+    <w:nsid w:val="129802AC"/>
+    <w:multiLevelType w:val="hybridMultilevel"/>
+    <w:tmpl w:val="44B43088"/>
+    <w:lvl w:ilvl="0" w:tplc="04160001">
+      <w:start w:val="1"/>
+      <w:numFmt w:val="bullet"/>
+      <w:lvlText w:val=""/>
+      <w:lvlJc w:val="left"/>
+      <w:pPr>
+        <w:ind w:left="1429" w:hanging="360"/>
+      </w:pPr>
+      <w:rPr>
+        <w:rFonts w:ascii="Symbol" w:hAnsi="Symbol" w:hint="default"/>
+      </w:rPr>
+    </w:lvl>
+    <w:lvl w:ilvl="1" w:tplc="04160003" w:tentative="1">
+      <w:start w:val="1"/>
+      <w:numFmt w:val="bullet"/>
+      <w:lvlText w:val="o"/>
+      <w:lvlJc w:val="left"/>
+      <w:pPr>
+        <w:ind w:left="2149" w:hanging="360"/>
+      </w:pPr>
+      <w:rPr>
+        <w:rFonts w:ascii="Courier New" w:hAnsi="Courier New" w:cs="Courier New" w:hint="default"/>
+      </w:rPr>
+    </w:lvl>
+    <w:lvl w:ilvl="2" w:tplc="04160005" w:tentative="1">
+      <w:start w:val="1"/>
+      <w:numFmt w:val="bullet"/>
+      <w:lvlText w:val=""/>
+      <w:lvlJc w:val="left"/>
+      <w:pPr>
+        <w:ind w:left="2869" w:hanging="360"/>
+      </w:pPr>
+      <w:rPr>
+        <w:rFonts w:ascii="Wingdings" w:hAnsi="Wingdings" w:hint="default"/>
+      </w:rPr>
+    </w:lvl>
+    <w:lvl w:ilvl="3" w:tplc="04160001" w:tentative="1">
+      <w:start w:val="1"/>
+      <w:numFmt w:val="bullet"/>
+      <w:lvlText w:val=""/>
+      <w:lvlJc w:val="left"/>
+      <w:pPr>
+        <w:ind w:left="3589" w:hanging="360"/>
+      </w:pPr>
+      <w:rPr>
+        <w:rFonts w:ascii="Symbol" w:hAnsi="Symbol" w:hint="default"/>
+      </w:rPr>
+    </w:lvl>
+    <w:lvl w:ilvl="4" w:tplc="04160003" w:tentative="1">
+      <w:start w:val="1"/>
+      <w:numFmt w:val="bullet"/>
+      <w:lvlText w:val="o"/>
+      <w:lvlJc w:val="left"/>
+      <w:pPr>
+        <w:ind w:left="4309" w:hanging="360"/>
+      </w:pPr>
+      <w:rPr>
+        <w:rFonts w:ascii="Courier New" w:hAnsi="Courier New" w:cs="Courier New" w:hint="default"/>
+      </w:rPr>
+    </w:lvl>
+    <w:lvl w:ilvl="5" w:tplc="04160005" w:tentative="1">
+      <w:start w:val="1"/>
+      <w:numFmt w:val="bullet"/>
+      <w:lvlText w:val=""/>
+      <w:lvlJc w:val="left"/>
+      <w:pPr>
+        <w:ind w:left="5029" w:hanging="360"/>
+      </w:pPr>
+      <w:rPr>
+        <w:rFonts w:ascii="Wingdings" w:hAnsi="Wingdings" w:hint="default"/>
+      </w:rPr>
+    </w:lvl>
+    <w:lvl w:ilvl="6" w:tplc="04160001" w:tentative="1">
+      <w:start w:val="1"/>
+      <w:numFmt w:val="bullet"/>
+      <w:lvlText w:val=""/>
+      <w:lvlJc w:val="left"/>
+      <w:pPr>
+        <w:ind w:left="5749" w:hanging="360"/>
+      </w:pPr>
+      <w:rPr>
+        <w:rFonts w:ascii="Symbol" w:hAnsi="Symbol" w:hint="default"/>
+      </w:rPr>
+    </w:lvl>
+    <w:lvl w:ilvl="7" w:tplc="04160003" w:tentative="1">
+      <w:start w:val="1"/>
+      <w:numFmt w:val="bullet"/>
+      <w:lvlText w:val="o"/>
+      <w:lvlJc w:val="left"/>
+      <w:pPr>
+        <w:ind w:left="6469" w:hanging="360"/>
+      </w:pPr>
+      <w:rPr>
+        <w:rFonts w:ascii="Courier New" w:hAnsi="Courier New" w:cs="Courier New" w:hint="default"/>
+      </w:rPr>
+    </w:lvl>
+    <w:lvl w:ilvl="8" w:tplc="04160005" w:tentative="1">
+      <w:start w:val="1"/>
+      <w:numFmt w:val="bullet"/>
+      <w:lvlText w:val=""/>
+      <w:lvlJc w:val="left"/>
+      <w:pPr>
+        <w:ind w:left="7189" w:hanging="360"/>
+      </w:pPr>
+      <w:rPr>
+        <w:rFonts w:ascii="Wingdings" w:hAnsi="Wingdings" w:hint="default"/>
+      </w:rPr>
+    </w:lvl>
+  </w:abstractNum>
+  <w:num w:numId="1">
+    <w:abstractNumId w:val="0"/>
+  </w:num>
+</w:numbering>
 </file>
 
 <file path=word/styles.xml><?xml version="1.0" encoding="utf-8"?>

--- a/Faculdade/Disciplinas Regulares/4º Ano/Verificação e Validação de Software/Atividades/Testes Estruturais/Testes Estruturais.docx
+++ b/Faculdade/Disciplinas Regulares/4º Ano/Verificação e Validação de Software/Atividades/Testes Estruturais/Testes Estruturais.docx
@@ -52,6 +52,13 @@
     </w:p>
     <w:p/>
     <w:p>
+      <w:pPr>
+        <w:pStyle w:val="PargrafodaLista"/>
+        <w:numPr>
+          <w:ilvl w:val="0"/>
+          <w:numId w:val="2"/>
+        </w:numPr>
+      </w:pPr>
       <w:r>
         <w:t>Algoritmo:</w:t>
       </w:r>
@@ -126,7 +133,11 @@
     </w:p>
     <w:p>
       <w:pPr>
-        <w:ind w:firstLine="0"/>
+        <w:pStyle w:val="PargrafodaLista"/>
+        <w:numPr>
+          <w:ilvl w:val="0"/>
+          <w:numId w:val="2"/>
+        </w:numPr>
       </w:pPr>
       <w:r>
         <w:t>Fluxograma de Controle:</w:t>
@@ -230,7 +241,19 @@
         </w:tabs>
       </w:pPr>
       <w:r>
-        <w:t>No nó 1. É solicitado ao usuário um número inteiro, que será analisado nos nós 2 e 3.</w:t>
+        <w:t xml:space="preserve">No </w:t>
+      </w:r>
+      <w:r>
+        <w:t>1º nó, é</w:t>
+      </w:r>
+      <w:r>
+        <w:t xml:space="preserve"> solicitado ao usuário um número inteiro, que será analisado nos </w:t>
+      </w:r>
+      <w:r>
+        <w:t xml:space="preserve">2º e 3º </w:t>
+      </w:r>
+      <w:r>
+        <w:t>nós.</w:t>
       </w:r>
     </w:p>
     <w:p>
@@ -245,7 +268,13 @@
         </w:tabs>
       </w:pPr>
       <w:r>
-        <w:t>Caso o número informado seja válido, o algoritmo será executado e o resultado será impresso no nó 4.</w:t>
+        <w:t xml:space="preserve">Caso o número informado seja válido, o algoritmo será executado e o resultado será impresso no </w:t>
+      </w:r>
+      <w:r>
+        <w:t xml:space="preserve">4º </w:t>
+      </w:r>
+      <w:r>
+        <w:t>nó.</w:t>
       </w:r>
     </w:p>
     <w:p>
@@ -260,7 +289,25 @@
         </w:tabs>
       </w:pPr>
       <w:r>
-        <w:t>Caso o número informado seja inválido, o algoritmo retornará do nó 3 ao nó 1 enquanto o número informado for inválido, partindo para o nó 4 assim que o número informado for válido.</w:t>
+        <w:t xml:space="preserve">Caso o número informado seja inválido, o algoritmo retornará do </w:t>
+      </w:r>
+      <w:r>
+        <w:t xml:space="preserve">3º </w:t>
+      </w:r>
+      <w:r>
+        <w:t xml:space="preserve">nó 3 ao </w:t>
+      </w:r>
+      <w:r>
+        <w:t xml:space="preserve">1º </w:t>
+      </w:r>
+      <w:r>
+        <w:t xml:space="preserve">nó enquanto o número informado for inválido, partindo para o </w:t>
+      </w:r>
+      <w:r>
+        <w:t xml:space="preserve">4º </w:t>
+      </w:r>
+      <w:r>
+        <w:t>nó assim que o número informado for válido.</w:t>
       </w:r>
     </w:p>
     <w:p>
@@ -270,6 +317,299 @@
     </w:p>
     <w:p/>
     <w:p/>
+    <w:p/>
+    <w:p>
+      <w:r>
+        <w:t xml:space="preserve">2º exercício: </w:t>
+      </w:r>
+      <w:r>
+        <w:t>um algoritmo para calcular o novo salário de um funcionário. Sabe-se que os funcionários que recebem atualmente salário de até R$500 terão aumento de 20%; os demais terão aumento de 10%.</w:t>
+      </w:r>
+    </w:p>
+    <w:p/>
+    <w:p>
+      <w:pPr>
+        <w:pStyle w:val="PargrafodaLista"/>
+        <w:numPr>
+          <w:ilvl w:val="0"/>
+          <w:numId w:val="3"/>
+        </w:numPr>
+      </w:pPr>
+      <w:r>
+        <w:t>Algoritmo:</w:t>
+      </w:r>
+    </w:p>
+    <w:p>
+      <w:pPr>
+        <w:ind w:firstLine="0"/>
+        <w:rPr>
+          <w:noProof/>
+        </w:rPr>
+      </w:pPr>
+      <w:r>
+        <w:rPr>
+          <w:noProof/>
+        </w:rPr>
+        <w:drawing>
+          <wp:inline distT="0" distB="0" distL="0" distR="0" wp14:anchorId="717CE3A8" wp14:editId="4D7A93B7">
+            <wp:extent cx="5760085" cy="3392805"/>
+            <wp:effectExtent l="0" t="0" r="0" b="0"/>
+            <wp:docPr id="1" name="Imagem 1"/>
+            <wp:cNvGraphicFramePr>
+              <a:graphicFrameLocks xmlns:a="http://schemas.openxmlformats.org/drawingml/2006/main" noChangeAspect="1"/>
+            </wp:cNvGraphicFramePr>
+            <a:graphic xmlns:a="http://schemas.openxmlformats.org/drawingml/2006/main">
+              <a:graphicData uri="http://schemas.openxmlformats.org/drawingml/2006/picture">
+                <pic:pic xmlns:pic="http://schemas.openxmlformats.org/drawingml/2006/picture">
+                  <pic:nvPicPr>
+                    <pic:cNvPr id="0" name="Picture 1"/>
+                    <pic:cNvPicPr>
+                      <a:picLocks noChangeAspect="1" noChangeArrowheads="1"/>
+                    </pic:cNvPicPr>
+                  </pic:nvPicPr>
+                  <pic:blipFill>
+                    <a:blip r:embed="rId7">
+                      <a:extLst>
+                        <a:ext uri="{28A0092B-C50C-407E-A947-70E740481C1C}">
+                          <a14:useLocalDpi xmlns:a14="http://schemas.microsoft.com/office/drawing/2010/main" val="0"/>
+                        </a:ext>
+                      </a:extLst>
+                    </a:blip>
+                    <a:srcRect/>
+                    <a:stretch>
+                      <a:fillRect/>
+                    </a:stretch>
+                  </pic:blipFill>
+                  <pic:spPr bwMode="auto">
+                    <a:xfrm>
+                      <a:off x="0" y="0"/>
+                      <a:ext cx="5760085" cy="3392805"/>
+                    </a:xfrm>
+                    <a:prstGeom prst="rect">
+                      <a:avLst/>
+                    </a:prstGeom>
+                    <a:noFill/>
+                    <a:ln>
+                      <a:noFill/>
+                    </a:ln>
+                  </pic:spPr>
+                </pic:pic>
+              </a:graphicData>
+            </a:graphic>
+          </wp:inline>
+        </w:drawing>
+      </w:r>
+    </w:p>
+    <w:p>
+      <w:pPr>
+        <w:pStyle w:val="PargrafodaLista"/>
+        <w:numPr>
+          <w:ilvl w:val="0"/>
+          <w:numId w:val="3"/>
+        </w:numPr>
+        <w:rPr>
+          <w:noProof/>
+        </w:rPr>
+      </w:pPr>
+      <w:r>
+        <w:rPr>
+          <w:noProof/>
+        </w:rPr>
+        <w:t>Fluxograma de Controle:</w:t>
+      </w:r>
+    </w:p>
+    <w:p>
+      <w:pPr>
+        <w:pStyle w:val="PargrafodaLista"/>
+        <w:ind w:left="0" w:firstLine="0"/>
+        <w:rPr>
+          <w:noProof/>
+        </w:rPr>
+      </w:pPr>
+      <w:r>
+        <w:rPr>
+          <w:noProof/>
+        </w:rPr>
+        <w:drawing>
+          <wp:anchor distT="0" distB="0" distL="114300" distR="114300" simplePos="0" relativeHeight="251659264" behindDoc="1" locked="0" layoutInCell="1" allowOverlap="1" wp14:anchorId="611963AB" wp14:editId="66A0D7CC">
+            <wp:simplePos x="0" y="0"/>
+            <wp:positionH relativeFrom="column">
+              <wp:posOffset>1905</wp:posOffset>
+            </wp:positionH>
+            <wp:positionV relativeFrom="paragraph">
+              <wp:posOffset>1270</wp:posOffset>
+            </wp:positionV>
+            <wp:extent cx="2164080" cy="2674620"/>
+            <wp:effectExtent l="0" t="0" r="7620" b="0"/>
+            <wp:wrapTight wrapText="bothSides">
+              <wp:wrapPolygon edited="0">
+                <wp:start x="0" y="0"/>
+                <wp:lineTo x="0" y="21385"/>
+                <wp:lineTo x="21486" y="21385"/>
+                <wp:lineTo x="21486" y="0"/>
+                <wp:lineTo x="0" y="0"/>
+              </wp:wrapPolygon>
+            </wp:wrapTight>
+            <wp:docPr id="2" name="Imagem 2"/>
+            <wp:cNvGraphicFramePr>
+              <a:graphicFrameLocks xmlns:a="http://schemas.openxmlformats.org/drawingml/2006/main" noChangeAspect="1"/>
+            </wp:cNvGraphicFramePr>
+            <a:graphic xmlns:a="http://schemas.openxmlformats.org/drawingml/2006/main">
+              <a:graphicData uri="http://schemas.openxmlformats.org/drawingml/2006/picture">
+                <pic:pic xmlns:pic="http://schemas.openxmlformats.org/drawingml/2006/picture">
+                  <pic:nvPicPr>
+                    <pic:cNvPr id="0" name="Picture 3"/>
+                    <pic:cNvPicPr>
+                      <a:picLocks noChangeAspect="1" noChangeArrowheads="1"/>
+                    </pic:cNvPicPr>
+                  </pic:nvPicPr>
+                  <pic:blipFill>
+                    <a:blip r:embed="rId8">
+                      <a:extLst>
+                        <a:ext uri="{28A0092B-C50C-407E-A947-70E740481C1C}">
+                          <a14:useLocalDpi xmlns:a14="http://schemas.microsoft.com/office/drawing/2010/main" val="0"/>
+                        </a:ext>
+                      </a:extLst>
+                    </a:blip>
+                    <a:srcRect/>
+                    <a:stretch>
+                      <a:fillRect/>
+                    </a:stretch>
+                  </pic:blipFill>
+                  <pic:spPr bwMode="auto">
+                    <a:xfrm>
+                      <a:off x="0" y="0"/>
+                      <a:ext cx="2164080" cy="2674620"/>
+                    </a:xfrm>
+                    <a:prstGeom prst="rect">
+                      <a:avLst/>
+                    </a:prstGeom>
+                    <a:noFill/>
+                    <a:ln>
+                      <a:noFill/>
+                    </a:ln>
+                  </pic:spPr>
+                </pic:pic>
+              </a:graphicData>
+            </a:graphic>
+            <wp14:sizeRelH relativeFrom="page">
+              <wp14:pctWidth>0</wp14:pctWidth>
+            </wp14:sizeRelH>
+            <wp14:sizeRelV relativeFrom="page">
+              <wp14:pctHeight>0</wp14:pctHeight>
+            </wp14:sizeRelV>
+          </wp:anchor>
+        </w:drawing>
+      </w:r>
+    </w:p>
+    <w:p>
+      <w:pPr>
+        <w:pStyle w:val="PargrafodaLista"/>
+        <w:numPr>
+          <w:ilvl w:val="0"/>
+          <w:numId w:val="3"/>
+        </w:numPr>
+        <w:rPr>
+          <w:noProof/>
+        </w:rPr>
+      </w:pPr>
+      <w:r>
+        <w:rPr>
+          <w:noProof/>
+        </w:rPr>
+        <w:t>No 1º nó, é solicitado ao usuário que informe o valor do salário, que será analisado no</w:t>
+      </w:r>
+      <w:r>
+        <w:rPr>
+          <w:noProof/>
+        </w:rPr>
+        <w:t>s</w:t>
+      </w:r>
+      <w:r>
+        <w:rPr>
+          <w:noProof/>
+        </w:rPr>
+        <w:t xml:space="preserve"> 2º</w:t>
+      </w:r>
+      <w:r>
+        <w:rPr>
+          <w:noProof/>
+        </w:rPr>
+        <w:t xml:space="preserve"> e 3º</w:t>
+      </w:r>
+      <w:r>
+        <w:rPr>
+          <w:noProof/>
+        </w:rPr>
+        <w:t xml:space="preserve"> nó</w:t>
+      </w:r>
+      <w:r>
+        <w:rPr>
+          <w:noProof/>
+        </w:rPr>
+        <w:t>s.</w:t>
+      </w:r>
+    </w:p>
+    <w:p>
+      <w:pPr>
+        <w:pStyle w:val="PargrafodaLista"/>
+        <w:numPr>
+          <w:ilvl w:val="0"/>
+          <w:numId w:val="3"/>
+        </w:numPr>
+        <w:rPr>
+          <w:noProof/>
+        </w:rPr>
+      </w:pPr>
+      <w:r>
+        <w:rPr>
+          <w:noProof/>
+        </w:rPr>
+        <w:t>Caso o número informado seja válido, o algoritmo irá realizar o cálculo do novo salário no 2º nó, de acordo com as condições estabelecidas.</w:t>
+      </w:r>
+    </w:p>
+    <w:p>
+      <w:pPr>
+        <w:pStyle w:val="PargrafodaLista"/>
+        <w:numPr>
+          <w:ilvl w:val="0"/>
+          <w:numId w:val="3"/>
+        </w:numPr>
+        <w:rPr>
+          <w:noProof/>
+        </w:rPr>
+      </w:pPr>
+      <w:r>
+        <w:rPr>
+          <w:noProof/>
+        </w:rPr>
+        <w:t xml:space="preserve">Caso o número informado seja inválido, o algoritmo repetirá </w:t>
+      </w:r>
+      <w:r>
+        <w:rPr>
+          <w:noProof/>
+        </w:rPr>
+        <w:t>o 3º nó enquanto um valor válido não seja fornecido, partindo para a análise do valor no 2º nó.</w:t>
+      </w:r>
+    </w:p>
+    <w:p>
+      <w:pPr>
+        <w:pStyle w:val="PargrafodaLista"/>
+        <w:numPr>
+          <w:ilvl w:val="0"/>
+          <w:numId w:val="3"/>
+        </w:numPr>
+        <w:rPr>
+          <w:noProof/>
+        </w:rPr>
+      </w:pPr>
+      <w:r>
+        <w:rPr>
+          <w:noProof/>
+        </w:rPr>
+        <w:t>Após isso, o novo valor será impresso no 4º nó.</w:t>
+      </w:r>
+    </w:p>
     <w:sectPr>
       <w:pgSz w:w="11906" w:h="16838"/>
       <w:pgMar w:top="1701" w:right="1134" w:bottom="1134" w:left="1701" w:header="709" w:footer="709" w:gutter="0"/>
@@ -283,6 +623,119 @@
 <file path=word/numbering.xml><?xml version="1.0" encoding="utf-8"?>
 <w:numbering xmlns:wpc="http://schemas.microsoft.com/office/word/2010/wordprocessingCanvas" xmlns:cx="http://schemas.microsoft.com/office/drawing/2014/chartex" xmlns:cx1="http://schemas.microsoft.com/office/drawing/2015/9/8/chartex" xmlns:cx2="http://schemas.microsoft.com/office/drawing/2015/10/21/chartex" xmlns:cx3="http://schemas.microsoft.com/office/drawing/2016/5/9/chartex" xmlns:cx4="http://schemas.microsoft.com/office/drawing/2016/5/10/chartex" xmlns:cx5="http://schemas.microsoft.com/office/drawing/2016/5/11/chartex" xmlns:cx6="http://schemas.microsoft.com/office/drawing/2016/5/12/chartex" xmlns:cx7="http://schemas.microsoft.com/office/drawing/2016/5/13/chartex" xmlns:cx8="http://schemas.microsoft.com/office/drawing/2016/5/14/chartex" xmlns:mc="http://schemas.openxmlformats.org/markup-compatibility/2006" xmlns:aink="http://schemas.microsoft.com/office/drawing/2016/ink" xmlns:am3d="http://schemas.microsoft.com/office/drawing/2017/model3d" xmlns:o="urn:schemas-microsoft-com:office:office" xmlns:r="http://schemas.openxmlformats.org/officeDocument/2006/relationships" xmlns:m="http://schemas.openxmlformats.org/officeDocument/2006/math" xmlns:v="urn:schemas-microsoft-com:vml" xmlns:wp14="http://schemas.microsoft.com/office/word/2010/wordprocessingDrawing" xmlns:wp="http://schemas.openxmlformats.org/drawingml/2006/wordprocessingDrawing" xmlns:w10="urn:schemas-microsoft-com:office:word" xmlns:w="http://schemas.openxmlformats.org/wordprocessingml/2006/main" xmlns:w14="http://schemas.microsoft.com/office/word/2010/wordml" xmlns:w15="http://schemas.microsoft.com/office/word/2012/wordml" xmlns:w16cex="http://schemas.microsoft.com/office/word/2018/wordml/cex" xmlns:w16cid="http://schemas.microsoft.com/office/word/2016/wordml/cid" xmlns:w16="http://schemas.microsoft.com/office/word/2018/wordml" xmlns:w16sdtdh="http://schemas.microsoft.com/office/word/2020/wordml/sdtdatahash" xmlns:w16se="http://schemas.microsoft.com/office/word/2015/wordml/symex" xmlns:wpg="http://schemas.microsoft.com/office/word/2010/wordprocessingGroup" xmlns:wpi="http://schemas.microsoft.com/office/word/2010/wordprocessingInk" xmlns:wne="http://schemas.microsoft.com/office/word/2006/wordml" xmlns:wps="http://schemas.microsoft.com/office/word/2010/wordprocessingShape" mc:Ignorable="w14 w15 w16se w16cid w16 w16cex w16sdtdh wp14">
   <w:abstractNum w:abstractNumId="0" w15:restartNumberingAfterBreak="0">
+    <w:nsid w:val="10FE1AD9"/>
+    <w:multiLevelType w:val="hybridMultilevel"/>
+    <w:tmpl w:val="D8FA93FE"/>
+    <w:lvl w:ilvl="0" w:tplc="04160001">
+      <w:start w:val="1"/>
+      <w:numFmt w:val="bullet"/>
+      <w:lvlText w:val=""/>
+      <w:lvlJc w:val="left"/>
+      <w:pPr>
+        <w:ind w:left="1429" w:hanging="360"/>
+      </w:pPr>
+      <w:rPr>
+        <w:rFonts w:ascii="Symbol" w:hAnsi="Symbol" w:hint="default"/>
+      </w:rPr>
+    </w:lvl>
+    <w:lvl w:ilvl="1" w:tplc="04160003" w:tentative="1">
+      <w:start w:val="1"/>
+      <w:numFmt w:val="bullet"/>
+      <w:lvlText w:val="o"/>
+      <w:lvlJc w:val="left"/>
+      <w:pPr>
+        <w:ind w:left="2149" w:hanging="360"/>
+      </w:pPr>
+      <w:rPr>
+        <w:rFonts w:ascii="Courier New" w:hAnsi="Courier New" w:cs="Courier New" w:hint="default"/>
+      </w:rPr>
+    </w:lvl>
+    <w:lvl w:ilvl="2" w:tplc="04160005" w:tentative="1">
+      <w:start w:val="1"/>
+      <w:numFmt w:val="bullet"/>
+      <w:lvlText w:val=""/>
+      <w:lvlJc w:val="left"/>
+      <w:pPr>
+        <w:ind w:left="2869" w:hanging="360"/>
+      </w:pPr>
+      <w:rPr>
+        <w:rFonts w:ascii="Wingdings" w:hAnsi="Wingdings" w:hint="default"/>
+      </w:rPr>
+    </w:lvl>
+    <w:lvl w:ilvl="3" w:tplc="04160001" w:tentative="1">
+      <w:start w:val="1"/>
+      <w:numFmt w:val="bullet"/>
+      <w:lvlText w:val=""/>
+      <w:lvlJc w:val="left"/>
+      <w:pPr>
+        <w:ind w:left="3589" w:hanging="360"/>
+      </w:pPr>
+      <w:rPr>
+        <w:rFonts w:ascii="Symbol" w:hAnsi="Symbol" w:hint="default"/>
+      </w:rPr>
+    </w:lvl>
+    <w:lvl w:ilvl="4" w:tplc="04160003" w:tentative="1">
+      <w:start w:val="1"/>
+      <w:numFmt w:val="bullet"/>
+      <w:lvlText w:val="o"/>
+      <w:lvlJc w:val="left"/>
+      <w:pPr>
+        <w:ind w:left="4309" w:hanging="360"/>
+      </w:pPr>
+      <w:rPr>
+        <w:rFonts w:ascii="Courier New" w:hAnsi="Courier New" w:cs="Courier New" w:hint="default"/>
+      </w:rPr>
+    </w:lvl>
+    <w:lvl w:ilvl="5" w:tplc="04160005" w:tentative="1">
+      <w:start w:val="1"/>
+      <w:numFmt w:val="bullet"/>
+      <w:lvlText w:val=""/>
+      <w:lvlJc w:val="left"/>
+      <w:pPr>
+        <w:ind w:left="5029" w:hanging="360"/>
+      </w:pPr>
+      <w:rPr>
+        <w:rFonts w:ascii="Wingdings" w:hAnsi="Wingdings" w:hint="default"/>
+      </w:rPr>
+    </w:lvl>
+    <w:lvl w:ilvl="6" w:tplc="04160001" w:tentative="1">
+      <w:start w:val="1"/>
+      <w:numFmt w:val="bullet"/>
+      <w:lvlText w:val=""/>
+      <w:lvlJc w:val="left"/>
+      <w:pPr>
+        <w:ind w:left="5749" w:hanging="360"/>
+      </w:pPr>
+      <w:rPr>
+        <w:rFonts w:ascii="Symbol" w:hAnsi="Symbol" w:hint="default"/>
+      </w:rPr>
+    </w:lvl>
+    <w:lvl w:ilvl="7" w:tplc="04160003" w:tentative="1">
+      <w:start w:val="1"/>
+      <w:numFmt w:val="bullet"/>
+      <w:lvlText w:val="o"/>
+      <w:lvlJc w:val="left"/>
+      <w:pPr>
+        <w:ind w:left="6469" w:hanging="360"/>
+      </w:pPr>
+      <w:rPr>
+        <w:rFonts w:ascii="Courier New" w:hAnsi="Courier New" w:cs="Courier New" w:hint="default"/>
+      </w:rPr>
+    </w:lvl>
+    <w:lvl w:ilvl="8" w:tplc="04160005" w:tentative="1">
+      <w:start w:val="1"/>
+      <w:numFmt w:val="bullet"/>
+      <w:lvlText w:val=""/>
+      <w:lvlJc w:val="left"/>
+      <w:pPr>
+        <w:ind w:left="7189" w:hanging="360"/>
+      </w:pPr>
+      <w:rPr>
+        <w:rFonts w:ascii="Wingdings" w:hAnsi="Wingdings" w:hint="default"/>
+      </w:rPr>
+    </w:lvl>
+  </w:abstractNum>
+  <w:abstractNum w:abstractNumId="1" w15:restartNumberingAfterBreak="0">
     <w:nsid w:val="129802AC"/>
     <w:multiLevelType w:val="hybridMultilevel"/>
     <w:tmpl w:val="44B43088"/>
@@ -395,8 +848,127 @@
       </w:rPr>
     </w:lvl>
   </w:abstractNum>
+  <w:abstractNum w:abstractNumId="2" w15:restartNumberingAfterBreak="0">
+    <w:nsid w:val="43DF0DD7"/>
+    <w:multiLevelType w:val="hybridMultilevel"/>
+    <w:tmpl w:val="CD8C2CEE"/>
+    <w:lvl w:ilvl="0" w:tplc="04160001">
+      <w:start w:val="1"/>
+      <w:numFmt w:val="bullet"/>
+      <w:lvlText w:val=""/>
+      <w:lvlJc w:val="left"/>
+      <w:pPr>
+        <w:ind w:left="1429" w:hanging="360"/>
+      </w:pPr>
+      <w:rPr>
+        <w:rFonts w:ascii="Symbol" w:hAnsi="Symbol" w:hint="default"/>
+      </w:rPr>
+    </w:lvl>
+    <w:lvl w:ilvl="1" w:tplc="04160003" w:tentative="1">
+      <w:start w:val="1"/>
+      <w:numFmt w:val="bullet"/>
+      <w:lvlText w:val="o"/>
+      <w:lvlJc w:val="left"/>
+      <w:pPr>
+        <w:ind w:left="2149" w:hanging="360"/>
+      </w:pPr>
+      <w:rPr>
+        <w:rFonts w:ascii="Courier New" w:hAnsi="Courier New" w:cs="Courier New" w:hint="default"/>
+      </w:rPr>
+    </w:lvl>
+    <w:lvl w:ilvl="2" w:tplc="04160005" w:tentative="1">
+      <w:start w:val="1"/>
+      <w:numFmt w:val="bullet"/>
+      <w:lvlText w:val=""/>
+      <w:lvlJc w:val="left"/>
+      <w:pPr>
+        <w:ind w:left="2869" w:hanging="360"/>
+      </w:pPr>
+      <w:rPr>
+        <w:rFonts w:ascii="Wingdings" w:hAnsi="Wingdings" w:hint="default"/>
+      </w:rPr>
+    </w:lvl>
+    <w:lvl w:ilvl="3" w:tplc="04160001" w:tentative="1">
+      <w:start w:val="1"/>
+      <w:numFmt w:val="bullet"/>
+      <w:lvlText w:val=""/>
+      <w:lvlJc w:val="left"/>
+      <w:pPr>
+        <w:ind w:left="3589" w:hanging="360"/>
+      </w:pPr>
+      <w:rPr>
+        <w:rFonts w:ascii="Symbol" w:hAnsi="Symbol" w:hint="default"/>
+      </w:rPr>
+    </w:lvl>
+    <w:lvl w:ilvl="4" w:tplc="04160003" w:tentative="1">
+      <w:start w:val="1"/>
+      <w:numFmt w:val="bullet"/>
+      <w:lvlText w:val="o"/>
+      <w:lvlJc w:val="left"/>
+      <w:pPr>
+        <w:ind w:left="4309" w:hanging="360"/>
+      </w:pPr>
+      <w:rPr>
+        <w:rFonts w:ascii="Courier New" w:hAnsi="Courier New" w:cs="Courier New" w:hint="default"/>
+      </w:rPr>
+    </w:lvl>
+    <w:lvl w:ilvl="5" w:tplc="04160005" w:tentative="1">
+      <w:start w:val="1"/>
+      <w:numFmt w:val="bullet"/>
+      <w:lvlText w:val=""/>
+      <w:lvlJc w:val="left"/>
+      <w:pPr>
+        <w:ind w:left="5029" w:hanging="360"/>
+      </w:pPr>
+      <w:rPr>
+        <w:rFonts w:ascii="Wingdings" w:hAnsi="Wingdings" w:hint="default"/>
+      </w:rPr>
+    </w:lvl>
+    <w:lvl w:ilvl="6" w:tplc="04160001" w:tentative="1">
+      <w:start w:val="1"/>
+      <w:numFmt w:val="bullet"/>
+      <w:lvlText w:val=""/>
+      <w:lvlJc w:val="left"/>
+      <w:pPr>
+        <w:ind w:left="5749" w:hanging="360"/>
+      </w:pPr>
+      <w:rPr>
+        <w:rFonts w:ascii="Symbol" w:hAnsi="Symbol" w:hint="default"/>
+      </w:rPr>
+    </w:lvl>
+    <w:lvl w:ilvl="7" w:tplc="04160003" w:tentative="1">
+      <w:start w:val="1"/>
+      <w:numFmt w:val="bullet"/>
+      <w:lvlText w:val="o"/>
+      <w:lvlJc w:val="left"/>
+      <w:pPr>
+        <w:ind w:left="6469" w:hanging="360"/>
+      </w:pPr>
+      <w:rPr>
+        <w:rFonts w:ascii="Courier New" w:hAnsi="Courier New" w:cs="Courier New" w:hint="default"/>
+      </w:rPr>
+    </w:lvl>
+    <w:lvl w:ilvl="8" w:tplc="04160005" w:tentative="1">
+      <w:start w:val="1"/>
+      <w:numFmt w:val="bullet"/>
+      <w:lvlText w:val=""/>
+      <w:lvlJc w:val="left"/>
+      <w:pPr>
+        <w:ind w:left="7189" w:hanging="360"/>
+      </w:pPr>
+      <w:rPr>
+        <w:rFonts w:ascii="Wingdings" w:hAnsi="Wingdings" w:hint="default"/>
+      </w:rPr>
+    </w:lvl>
+  </w:abstractNum>
   <w:num w:numId="1">
+    <w:abstractNumId w:val="1"/>
+  </w:num>
+  <w:num w:numId="2">
     <w:abstractNumId w:val="0"/>
+  </w:num>
+  <w:num w:numId="3">
+    <w:abstractNumId w:val="2"/>
   </w:num>
 </w:numbering>
 </file>

--- a/Faculdade/Disciplinas Regulares/4º Ano/Verificação e Validação de Software/Atividades/Testes Estruturais/Testes Estruturais.docx
+++ b/Faculdade/Disciplinas Regulares/4º Ano/Verificação e Validação de Software/Atividades/Testes Estruturais/Testes Estruturais.docx
@@ -99,7 +99,7 @@
                     </pic:cNvPicPr>
                   </pic:nvPicPr>
                   <pic:blipFill>
-                    <a:blip r:embed="rId5">
+                    <a:blip r:embed="rId7">
                       <a:extLst>
                         <a:ext uri="{28A0092B-C50C-407E-A947-70E740481C1C}">
                           <a14:useLocalDpi xmlns:a14="http://schemas.microsoft.com/office/drawing/2010/main" val="0"/>
@@ -191,7 +191,7 @@
                     </pic:cNvPicPr>
                   </pic:nvPicPr>
                   <pic:blipFill>
-                    <a:blip r:embed="rId6">
+                    <a:blip r:embed="rId8">
                       <a:extLst>
                         <a:ext uri="{28A0092B-C50C-407E-A947-70E740481C1C}">
                           <a14:useLocalDpi xmlns:a14="http://schemas.microsoft.com/office/drawing/2010/main" val="0"/>
@@ -320,10 +320,7 @@
     <w:p/>
     <w:p>
       <w:r>
-        <w:t xml:space="preserve">2º exercício: </w:t>
-      </w:r>
-      <w:r>
-        <w:t>um algoritmo para calcular o novo salário de um funcionário. Sabe-se que os funcionários que recebem atualmente salário de até R$500 terão aumento de 20%; os demais terão aumento de 10%.</w:t>
+        <w:t>2º exercício: um algoritmo para calcular o novo salário de um funcionário. Sabe-se que os funcionários que recebem atualmente salário de até R$500 terão aumento de 20%; os demais terão aumento de 10%.</w:t>
       </w:r>
     </w:p>
     <w:p/>
@@ -368,7 +365,7 @@
                     </pic:cNvPicPr>
                   </pic:nvPicPr>
                   <pic:blipFill>
-                    <a:blip r:embed="rId7">
+                    <a:blip r:embed="rId9">
                       <a:extLst>
                         <a:ext uri="{28A0092B-C50C-407E-A947-70E740481C1C}">
                           <a14:useLocalDpi xmlns:a14="http://schemas.microsoft.com/office/drawing/2010/main" val="0"/>
@@ -464,7 +461,7 @@
                     </pic:cNvPicPr>
                   </pic:nvPicPr>
                   <pic:blipFill>
-                    <a:blip r:embed="rId8">
+                    <a:blip r:embed="rId10">
                       <a:extLst>
                         <a:ext uri="{28A0092B-C50C-407E-A947-70E740481C1C}">
                           <a14:useLocalDpi xmlns:a14="http://schemas.microsoft.com/office/drawing/2010/main" val="0"/>
@@ -610,6 +607,645 @@
         <w:t>Após isso, o novo valor será impresso no 4º nó.</w:t>
       </w:r>
     </w:p>
+    <w:p>
+      <w:pPr>
+        <w:rPr>
+          <w:noProof/>
+        </w:rPr>
+      </w:pPr>
+      <w:r>
+        <w:rPr>
+          <w:noProof/>
+        </w:rPr>
+        <w:br w:type="page"/>
+      </w:r>
+    </w:p>
+    <w:p>
+      <w:pPr>
+        <w:ind w:firstLine="708"/>
+        <w:rPr>
+          <w:noProof/>
+        </w:rPr>
+      </w:pPr>
+      <w:r>
+        <w:rPr>
+          <w:noProof/>
+        </w:rPr>
+        <w:lastRenderedPageBreak/>
+        <w:t xml:space="preserve">3º exercício: </w:t>
+      </w:r>
+      <w:r>
+        <w:rPr>
+          <w:noProof/>
+        </w:rPr>
+        <w:t>O custo de um carro novo ao consumidor é a soma do custo de fábrica com</w:t>
+      </w:r>
+      <w:r>
+        <w:rPr>
+          <w:noProof/>
+        </w:rPr>
+        <w:t xml:space="preserve"> </w:t>
+      </w:r>
+      <w:r>
+        <w:rPr>
+          <w:noProof/>
+        </w:rPr>
+        <w:t>a porcentagem do distribuidor e dos impostos (aplicados ao custo de fábrica). Supondo que o percentual do distribuidor seja de 28% e os impostos de 45%, escrever um algoritmo para ler o</w:t>
+      </w:r>
+      <w:r>
+        <w:rPr>
+          <w:noProof/>
+        </w:rPr>
+        <w:t xml:space="preserve"> </w:t>
+      </w:r>
+      <w:r>
+        <w:rPr>
+          <w:noProof/>
+        </w:rPr>
+        <w:t>custo de fábrica de um carro, calcular e escrever o custo final ao consumidor.</w:t>
+      </w:r>
+    </w:p>
+    <w:p>
+      <w:pPr>
+        <w:pStyle w:val="PargrafodaLista"/>
+        <w:ind w:left="0"/>
+        <w:rPr>
+          <w:noProof/>
+        </w:rPr>
+      </w:pPr>
+    </w:p>
+    <w:p>
+      <w:pPr>
+        <w:pStyle w:val="PargrafodaLista"/>
+        <w:numPr>
+          <w:ilvl w:val="0"/>
+          <w:numId w:val="4"/>
+        </w:numPr>
+        <w:rPr>
+          <w:noProof/>
+        </w:rPr>
+      </w:pPr>
+      <w:r>
+        <w:rPr>
+          <w:noProof/>
+        </w:rPr>
+        <w:t>Algoritmo:</w:t>
+      </w:r>
+    </w:p>
+    <w:p>
+      <w:pPr>
+        <w:pStyle w:val="PargrafodaLista"/>
+        <w:ind w:left="0" w:firstLine="0"/>
+        <w:rPr>
+          <w:noProof/>
+        </w:rPr>
+      </w:pPr>
+      <w:r>
+        <w:rPr>
+          <w:noProof/>
+        </w:rPr>
+        <w:drawing>
+          <wp:anchor distT="0" distB="0" distL="114300" distR="114300" simplePos="0" relativeHeight="251660288" behindDoc="0" locked="0" layoutInCell="1" allowOverlap="1" wp14:anchorId="4C7F7D01" wp14:editId="6F5CD88C">
+            <wp:simplePos x="1082040" y="2659380"/>
+            <wp:positionH relativeFrom="column">
+              <wp:align>left</wp:align>
+            </wp:positionH>
+            <wp:positionV relativeFrom="paragraph">
+              <wp:align>top</wp:align>
+            </wp:positionV>
+            <wp:extent cx="5760085" cy="1810385"/>
+            <wp:effectExtent l="0" t="0" r="0" b="0"/>
+            <wp:wrapSquare wrapText="bothSides"/>
+            <wp:docPr id="5" name="Imagem 5"/>
+            <wp:cNvGraphicFramePr>
+              <a:graphicFrameLocks xmlns:a="http://schemas.openxmlformats.org/drawingml/2006/main" noChangeAspect="1"/>
+            </wp:cNvGraphicFramePr>
+            <a:graphic xmlns:a="http://schemas.openxmlformats.org/drawingml/2006/main">
+              <a:graphicData uri="http://schemas.openxmlformats.org/drawingml/2006/picture">
+                <pic:pic xmlns:pic="http://schemas.openxmlformats.org/drawingml/2006/picture">
+                  <pic:nvPicPr>
+                    <pic:cNvPr id="0" name="Picture 11"/>
+                    <pic:cNvPicPr>
+                      <a:picLocks noChangeAspect="1" noChangeArrowheads="1"/>
+                    </pic:cNvPicPr>
+                  </pic:nvPicPr>
+                  <pic:blipFill>
+                    <a:blip r:embed="rId11">
+                      <a:extLst>
+                        <a:ext uri="{28A0092B-C50C-407E-A947-70E740481C1C}">
+                          <a14:useLocalDpi xmlns:a14="http://schemas.microsoft.com/office/drawing/2010/main" val="0"/>
+                        </a:ext>
+                      </a:extLst>
+                    </a:blip>
+                    <a:srcRect/>
+                    <a:stretch>
+                      <a:fillRect/>
+                    </a:stretch>
+                  </pic:blipFill>
+                  <pic:spPr bwMode="auto">
+                    <a:xfrm>
+                      <a:off x="0" y="0"/>
+                      <a:ext cx="5760085" cy="1810385"/>
+                    </a:xfrm>
+                    <a:prstGeom prst="rect">
+                      <a:avLst/>
+                    </a:prstGeom>
+                    <a:noFill/>
+                    <a:ln>
+                      <a:noFill/>
+                    </a:ln>
+                  </pic:spPr>
+                </pic:pic>
+              </a:graphicData>
+            </a:graphic>
+          </wp:anchor>
+        </w:drawing>
+      </w:r>
+    </w:p>
+    <w:p>
+      <w:pPr>
+        <w:pStyle w:val="PargrafodaLista"/>
+        <w:numPr>
+          <w:ilvl w:val="0"/>
+          <w:numId w:val="4"/>
+        </w:numPr>
+        <w:rPr>
+          <w:noProof/>
+        </w:rPr>
+      </w:pPr>
+      <w:r>
+        <w:rPr>
+          <w:noProof/>
+        </w:rPr>
+        <w:t>Fluxograma de Controle:</w:t>
+      </w:r>
+    </w:p>
+    <w:p>
+      <w:pPr>
+        <w:pStyle w:val="PargrafodaLista"/>
+        <w:ind w:left="0" w:firstLine="0"/>
+        <w:rPr>
+          <w:noProof/>
+        </w:rPr>
+      </w:pPr>
+      <w:r>
+        <w:rPr>
+          <w:noProof/>
+        </w:rPr>
+        <w:drawing>
+          <wp:anchor distT="0" distB="0" distL="114300" distR="114300" simplePos="0" relativeHeight="251661312" behindDoc="1" locked="0" layoutInCell="1" allowOverlap="1" wp14:anchorId="2EEB7860" wp14:editId="3066BE35">
+            <wp:simplePos x="0" y="0"/>
+            <wp:positionH relativeFrom="column">
+              <wp:posOffset>1905</wp:posOffset>
+            </wp:positionH>
+            <wp:positionV relativeFrom="paragraph">
+              <wp:posOffset>-1270</wp:posOffset>
+            </wp:positionV>
+            <wp:extent cx="792480" cy="2377440"/>
+            <wp:effectExtent l="0" t="0" r="7620" b="3810"/>
+            <wp:wrapTight wrapText="bothSides">
+              <wp:wrapPolygon edited="0">
+                <wp:start x="0" y="0"/>
+                <wp:lineTo x="0" y="21462"/>
+                <wp:lineTo x="21288" y="21462"/>
+                <wp:lineTo x="21288" y="0"/>
+                <wp:lineTo x="0" y="0"/>
+              </wp:wrapPolygon>
+            </wp:wrapTight>
+            <wp:docPr id="6" name="Imagem 6"/>
+            <wp:cNvGraphicFramePr>
+              <a:graphicFrameLocks xmlns:a="http://schemas.openxmlformats.org/drawingml/2006/main" noChangeAspect="1"/>
+            </wp:cNvGraphicFramePr>
+            <a:graphic xmlns:a="http://schemas.openxmlformats.org/drawingml/2006/main">
+              <a:graphicData uri="http://schemas.openxmlformats.org/drawingml/2006/picture">
+                <pic:pic xmlns:pic="http://schemas.openxmlformats.org/drawingml/2006/picture">
+                  <pic:nvPicPr>
+                    <pic:cNvPr id="0" name="Picture 13"/>
+                    <pic:cNvPicPr>
+                      <a:picLocks noChangeAspect="1" noChangeArrowheads="1"/>
+                    </pic:cNvPicPr>
+                  </pic:nvPicPr>
+                  <pic:blipFill>
+                    <a:blip r:embed="rId12">
+                      <a:extLst>
+                        <a:ext uri="{28A0092B-C50C-407E-A947-70E740481C1C}">
+                          <a14:useLocalDpi xmlns:a14="http://schemas.microsoft.com/office/drawing/2010/main" val="0"/>
+                        </a:ext>
+                      </a:extLst>
+                    </a:blip>
+                    <a:srcRect/>
+                    <a:stretch>
+                      <a:fillRect/>
+                    </a:stretch>
+                  </pic:blipFill>
+                  <pic:spPr bwMode="auto">
+                    <a:xfrm>
+                      <a:off x="0" y="0"/>
+                      <a:ext cx="792480" cy="2377440"/>
+                    </a:xfrm>
+                    <a:prstGeom prst="rect">
+                      <a:avLst/>
+                    </a:prstGeom>
+                    <a:noFill/>
+                    <a:ln>
+                      <a:noFill/>
+                    </a:ln>
+                  </pic:spPr>
+                </pic:pic>
+              </a:graphicData>
+            </a:graphic>
+            <wp14:sizeRelH relativeFrom="page">
+              <wp14:pctWidth>0</wp14:pctWidth>
+            </wp14:sizeRelH>
+            <wp14:sizeRelV relativeFrom="page">
+              <wp14:pctHeight>0</wp14:pctHeight>
+            </wp14:sizeRelV>
+          </wp:anchor>
+        </w:drawing>
+      </w:r>
+    </w:p>
+    <w:p>
+      <w:pPr>
+        <w:pStyle w:val="PargrafodaLista"/>
+        <w:numPr>
+          <w:ilvl w:val="0"/>
+          <w:numId w:val="4"/>
+        </w:numPr>
+        <w:rPr>
+          <w:noProof/>
+        </w:rPr>
+      </w:pPr>
+      <w:r>
+        <w:rPr>
+          <w:noProof/>
+        </w:rPr>
+        <w:t>No 1º nó, é feita a solicitação e leitura do custo de fábrica do veículo, a ser informado pelo usuário.</w:t>
+      </w:r>
+    </w:p>
+    <w:p>
+      <w:pPr>
+        <w:pStyle w:val="PargrafodaLista"/>
+        <w:numPr>
+          <w:ilvl w:val="0"/>
+          <w:numId w:val="4"/>
+        </w:numPr>
+        <w:rPr>
+          <w:noProof/>
+        </w:rPr>
+      </w:pPr>
+      <w:r>
+        <w:rPr>
+          <w:noProof/>
+        </w:rPr>
+        <w:t>No 2º nó, é realizado o cálculo do custo final do veículo, conforme valores e regras definidas anteriormente.</w:t>
+      </w:r>
+    </w:p>
+    <w:p>
+      <w:pPr>
+        <w:pStyle w:val="PargrafodaLista"/>
+        <w:numPr>
+          <w:ilvl w:val="0"/>
+          <w:numId w:val="4"/>
+        </w:numPr>
+        <w:rPr>
+          <w:noProof/>
+        </w:rPr>
+      </w:pPr>
+      <w:r>
+        <w:rPr>
+          <w:noProof/>
+        </w:rPr>
+        <w:t>No 3º nó, é impresso o resultado do cálculo.</w:t>
+      </w:r>
+    </w:p>
+    <w:p>
+      <w:pPr>
+        <w:rPr>
+          <w:noProof/>
+        </w:rPr>
+      </w:pPr>
+      <w:r>
+        <w:rPr>
+          <w:noProof/>
+        </w:rPr>
+        <w:br w:type="page"/>
+      </w:r>
+    </w:p>
+    <w:p>
+      <w:pPr>
+        <w:pStyle w:val="PargrafodaLista"/>
+        <w:ind w:left="0"/>
+        <w:rPr>
+          <w:noProof/>
+        </w:rPr>
+      </w:pPr>
+      <w:r>
+        <w:rPr>
+          <w:noProof/>
+        </w:rPr>
+        <w:lastRenderedPageBreak/>
+        <w:t xml:space="preserve">4º exercício: </w:t>
+      </w:r>
+      <w:r>
+        <w:rPr>
+          <w:noProof/>
+        </w:rPr>
+        <w:t>Uma revendedora de carros usados paga a seus funcionários</w:t>
+      </w:r>
+      <w:r>
+        <w:rPr>
+          <w:noProof/>
+        </w:rPr>
+        <w:t xml:space="preserve"> </w:t>
+      </w:r>
+      <w:r>
+        <w:rPr>
+          <w:noProof/>
+        </w:rPr>
+        <w:t>vendedores um salário fixo por mês, mais uma comissão também fixa para cada carro vendido e mais</w:t>
+      </w:r>
+      <w:r>
+        <w:rPr>
+          <w:noProof/>
+        </w:rPr>
+        <w:t xml:space="preserve"> </w:t>
+      </w:r>
+      <w:r>
+        <w:rPr>
+          <w:noProof/>
+        </w:rPr>
+        <w:t>5% do valor das vendas por ele efetuadas. Escrever um algoritmo que leia o número de carros por ele vendidos, o valor total de suas vendas, o salário fixo e o valor que ele</w:t>
+      </w:r>
+      <w:r>
+        <w:rPr>
+          <w:noProof/>
+        </w:rPr>
+        <w:t xml:space="preserve"> </w:t>
+      </w:r>
+      <w:r>
+        <w:rPr>
+          <w:noProof/>
+        </w:rPr>
+        <w:t>recebe por carro vendido. Calcule e escreva o salário final do vendedor.</w:t>
+      </w:r>
+    </w:p>
+    <w:p>
+      <w:pPr>
+        <w:pStyle w:val="PargrafodaLista"/>
+        <w:ind w:left="0"/>
+        <w:rPr>
+          <w:noProof/>
+        </w:rPr>
+      </w:pPr>
+    </w:p>
+    <w:p>
+      <w:pPr>
+        <w:pStyle w:val="PargrafodaLista"/>
+        <w:ind w:left="0"/>
+        <w:rPr>
+          <w:noProof/>
+        </w:rPr>
+      </w:pPr>
+      <w:r>
+        <w:rPr>
+          <w:noProof/>
+        </w:rPr>
+        <w:t>Algoritmo:</w:t>
+      </w:r>
+    </w:p>
+    <w:p>
+      <w:pPr>
+        <w:pStyle w:val="PargrafodaLista"/>
+        <w:ind w:left="0" w:firstLine="0"/>
+        <w:rPr>
+          <w:noProof/>
+        </w:rPr>
+      </w:pPr>
+      <w:r>
+        <w:rPr>
+          <w:noProof/>
+        </w:rPr>
+        <w:drawing>
+          <wp:inline distT="0" distB="0" distL="0" distR="0" wp14:anchorId="68294563" wp14:editId="72BD1CB7">
+            <wp:extent cx="5760085" cy="3247390"/>
+            <wp:effectExtent l="0" t="0" r="0" b="7620"/>
+            <wp:docPr id="9" name="Imagem 9"/>
+            <wp:cNvGraphicFramePr>
+              <a:graphicFrameLocks xmlns:a="http://schemas.openxmlformats.org/drawingml/2006/main" noChangeAspect="1"/>
+            </wp:cNvGraphicFramePr>
+            <a:graphic xmlns:a="http://schemas.openxmlformats.org/drawingml/2006/main">
+              <a:graphicData uri="http://schemas.openxmlformats.org/drawingml/2006/picture">
+                <pic:pic xmlns:pic="http://schemas.openxmlformats.org/drawingml/2006/picture">
+                  <pic:nvPicPr>
+                    <pic:cNvPr id="0" name="Picture 22"/>
+                    <pic:cNvPicPr>
+                      <a:picLocks noChangeAspect="1" noChangeArrowheads="1"/>
+                    </pic:cNvPicPr>
+                  </pic:nvPicPr>
+                  <pic:blipFill>
+                    <a:blip r:embed="rId13">
+                      <a:extLst>
+                        <a:ext uri="{28A0092B-C50C-407E-A947-70E740481C1C}">
+                          <a14:useLocalDpi xmlns:a14="http://schemas.microsoft.com/office/drawing/2010/main" val="0"/>
+                        </a:ext>
+                      </a:extLst>
+                    </a:blip>
+                    <a:srcRect/>
+                    <a:stretch>
+                      <a:fillRect/>
+                    </a:stretch>
+                  </pic:blipFill>
+                  <pic:spPr bwMode="auto">
+                    <a:xfrm>
+                      <a:off x="0" y="0"/>
+                      <a:ext cx="5760085" cy="3247390"/>
+                    </a:xfrm>
+                    <a:prstGeom prst="rect">
+                      <a:avLst/>
+                    </a:prstGeom>
+                    <a:noFill/>
+                    <a:ln>
+                      <a:noFill/>
+                    </a:ln>
+                  </pic:spPr>
+                </pic:pic>
+              </a:graphicData>
+            </a:graphic>
+          </wp:inline>
+        </w:drawing>
+      </w:r>
+    </w:p>
+    <w:p>
+      <w:pPr>
+        <w:pStyle w:val="PargrafodaLista"/>
+        <w:ind w:left="0"/>
+        <w:rPr>
+          <w:noProof/>
+        </w:rPr>
+      </w:pPr>
+      <w:r>
+        <w:rPr>
+          <w:noProof/>
+        </w:rPr>
+        <w:t>Fluxograma de Controle:</w:t>
+      </w:r>
+    </w:p>
+    <w:p>
+      <w:pPr>
+        <w:pStyle w:val="PargrafodaLista"/>
+        <w:ind w:left="0" w:firstLine="0"/>
+        <w:rPr>
+          <w:noProof/>
+        </w:rPr>
+      </w:pPr>
+      <w:r>
+        <w:rPr>
+          <w:noProof/>
+        </w:rPr>
+        <w:drawing>
+          <wp:anchor distT="0" distB="0" distL="114300" distR="114300" simplePos="0" relativeHeight="251662336" behindDoc="1" locked="0" layoutInCell="1" allowOverlap="1" wp14:anchorId="26804AFC" wp14:editId="43EE1870">
+            <wp:simplePos x="0" y="0"/>
+            <wp:positionH relativeFrom="column">
+              <wp:posOffset>1905</wp:posOffset>
+            </wp:positionH>
+            <wp:positionV relativeFrom="paragraph">
+              <wp:posOffset>-3175</wp:posOffset>
+            </wp:positionV>
+            <wp:extent cx="2804160" cy="2827020"/>
+            <wp:effectExtent l="0" t="0" r="0" b="0"/>
+            <wp:wrapTight wrapText="bothSides">
+              <wp:wrapPolygon edited="0">
+                <wp:start x="0" y="0"/>
+                <wp:lineTo x="0" y="21396"/>
+                <wp:lineTo x="21424" y="21396"/>
+                <wp:lineTo x="21424" y="0"/>
+                <wp:lineTo x="0" y="0"/>
+              </wp:wrapPolygon>
+            </wp:wrapTight>
+            <wp:docPr id="10" name="Imagem 10"/>
+            <wp:cNvGraphicFramePr>
+              <a:graphicFrameLocks xmlns:a="http://schemas.openxmlformats.org/drawingml/2006/main" noChangeAspect="1"/>
+            </wp:cNvGraphicFramePr>
+            <a:graphic xmlns:a="http://schemas.openxmlformats.org/drawingml/2006/main">
+              <a:graphicData uri="http://schemas.openxmlformats.org/drawingml/2006/picture">
+                <pic:pic xmlns:pic="http://schemas.openxmlformats.org/drawingml/2006/picture">
+                  <pic:nvPicPr>
+                    <pic:cNvPr id="0" name="Picture 24"/>
+                    <pic:cNvPicPr>
+                      <a:picLocks noChangeAspect="1" noChangeArrowheads="1"/>
+                    </pic:cNvPicPr>
+                  </pic:nvPicPr>
+                  <pic:blipFill>
+                    <a:blip r:embed="rId14">
+                      <a:extLst>
+                        <a:ext uri="{28A0092B-C50C-407E-A947-70E740481C1C}">
+                          <a14:useLocalDpi xmlns:a14="http://schemas.microsoft.com/office/drawing/2010/main" val="0"/>
+                        </a:ext>
+                      </a:extLst>
+                    </a:blip>
+                    <a:srcRect/>
+                    <a:stretch>
+                      <a:fillRect/>
+                    </a:stretch>
+                  </pic:blipFill>
+                  <pic:spPr bwMode="auto">
+                    <a:xfrm>
+                      <a:off x="0" y="0"/>
+                      <a:ext cx="2804160" cy="2827020"/>
+                    </a:xfrm>
+                    <a:prstGeom prst="rect">
+                      <a:avLst/>
+                    </a:prstGeom>
+                    <a:noFill/>
+                    <a:ln>
+                      <a:noFill/>
+                    </a:ln>
+                  </pic:spPr>
+                </pic:pic>
+              </a:graphicData>
+            </a:graphic>
+            <wp14:sizeRelH relativeFrom="page">
+              <wp14:pctWidth>0</wp14:pctWidth>
+            </wp14:sizeRelH>
+            <wp14:sizeRelV relativeFrom="page">
+              <wp14:pctHeight>0</wp14:pctHeight>
+            </wp14:sizeRelV>
+          </wp:anchor>
+        </w:drawing>
+      </w:r>
+    </w:p>
+    <w:p>
+      <w:pPr>
+        <w:pStyle w:val="PargrafodaLista"/>
+        <w:numPr>
+          <w:ilvl w:val="0"/>
+          <w:numId w:val="5"/>
+        </w:numPr>
+        <w:rPr>
+          <w:noProof/>
+        </w:rPr>
+      </w:pPr>
+      <w:r>
+        <w:rPr>
+          <w:noProof/>
+        </w:rPr>
+        <w:t>No 1º nó, são solicitados os dados ao usuário, que após informados, serão analisados nos 2º e 3º nós.</w:t>
+      </w:r>
+    </w:p>
+    <w:p>
+      <w:pPr>
+        <w:pStyle w:val="PargrafodaLista"/>
+        <w:numPr>
+          <w:ilvl w:val="0"/>
+          <w:numId w:val="5"/>
+        </w:numPr>
+        <w:rPr>
+          <w:noProof/>
+        </w:rPr>
+      </w:pPr>
+      <w:r>
+        <w:rPr>
+          <w:noProof/>
+        </w:rPr>
+        <w:t>Caso os dados estejam corretos, será realizado o cálculo no 2º nó, e o resultado será impresso no 4º nó.</w:t>
+      </w:r>
+    </w:p>
+    <w:p>
+      <w:pPr>
+        <w:pStyle w:val="PargrafodaLista"/>
+        <w:numPr>
+          <w:ilvl w:val="0"/>
+          <w:numId w:val="5"/>
+        </w:numPr>
+        <w:rPr>
+          <w:noProof/>
+        </w:rPr>
+      </w:pPr>
+      <w:r>
+        <w:rPr>
+          <w:noProof/>
+        </w:rPr>
+        <w:t>Caso haja um ou mais dados incorretos, o 3º nó irá fazer com que o 1º nó repita-se até que dados válidos sejam informados</w:t>
+      </w:r>
+      <w:r>
+        <w:rPr>
+          <w:noProof/>
+        </w:rPr>
+        <w:t>. O</w:t>
+      </w:r>
+      <w:r>
+        <w:rPr>
+          <w:noProof/>
+        </w:rPr>
+        <w:t xml:space="preserve"> cálculo será realizado e o resultado impresso</w:t>
+      </w:r>
+      <w:r>
+        <w:rPr>
+          <w:noProof/>
+        </w:rPr>
+        <w:t>.</w:t>
+      </w:r>
+    </w:p>
     <w:sectPr>
       <w:pgSz w:w="11906" w:h="16838"/>
       <w:pgMar w:top="1701" w:right="1134" w:bottom="1134" w:left="1701" w:header="709" w:footer="709" w:gutter="0"/>
@@ -620,9 +1256,172 @@
 </w:document>
 </file>
 
+<file path=word/endnotes.xml><?xml version="1.0" encoding="utf-8"?>
+<w:endnotes xmlns:wpc="http://schemas.microsoft.com/office/word/2010/wordprocessingCanvas" xmlns:cx="http://schemas.microsoft.com/office/drawing/2014/chartex" xmlns:cx1="http://schemas.microsoft.com/office/drawing/2015/9/8/chartex" xmlns:cx2="http://schemas.microsoft.com/office/drawing/2015/10/21/chartex" xmlns:cx3="http://schemas.microsoft.com/office/drawing/2016/5/9/chartex" xmlns:cx4="http://schemas.microsoft.com/office/drawing/2016/5/10/chartex" xmlns:cx5="http://schemas.microsoft.com/office/drawing/2016/5/11/chartex" xmlns:cx6="http://schemas.microsoft.com/office/drawing/2016/5/12/chartex" xmlns:cx7="http://schemas.microsoft.com/office/drawing/2016/5/13/chartex" xmlns:cx8="http://schemas.microsoft.com/office/drawing/2016/5/14/chartex" xmlns:mc="http://schemas.openxmlformats.org/markup-compatibility/2006" xmlns:aink="http://schemas.microsoft.com/office/drawing/2016/ink" xmlns:am3d="http://schemas.microsoft.com/office/drawing/2017/model3d" xmlns:o="urn:schemas-microsoft-com:office:office" xmlns:r="http://schemas.openxmlformats.org/officeDocument/2006/relationships" xmlns:m="http://schemas.openxmlformats.org/officeDocument/2006/math" xmlns:v="urn:schemas-microsoft-com:vml" xmlns:wp14="http://schemas.microsoft.com/office/word/2010/wordprocessingDrawing" xmlns:wp="http://schemas.openxmlformats.org/drawingml/2006/wordprocessingDrawing" xmlns:w10="urn:schemas-microsoft-com:office:word" xmlns:w="http://schemas.openxmlformats.org/wordprocessingml/2006/main" xmlns:w14="http://schemas.microsoft.com/office/word/2010/wordml" xmlns:w15="http://schemas.microsoft.com/office/word/2012/wordml" xmlns:w16cex="http://schemas.microsoft.com/office/word/2018/wordml/cex" xmlns:w16cid="http://schemas.microsoft.com/office/word/2016/wordml/cid" xmlns:w16="http://schemas.microsoft.com/office/word/2018/wordml" xmlns:w16sdtdh="http://schemas.microsoft.com/office/word/2020/wordml/sdtdatahash" xmlns:w16se="http://schemas.microsoft.com/office/word/2015/wordml/symex" xmlns:wpg="http://schemas.microsoft.com/office/word/2010/wordprocessingGroup" xmlns:wpi="http://schemas.microsoft.com/office/word/2010/wordprocessingInk" xmlns:wne="http://schemas.microsoft.com/office/word/2006/wordml" xmlns:wps="http://schemas.microsoft.com/office/word/2010/wordprocessingShape" mc:Ignorable="w14 w15 w16se w16cid w16 w16cex w16sdtdh wp14">
+  <w:endnote w:type="separator" w:id="-1">
+    <w:p>
+      <w:pPr>
+        <w:spacing w:line="240" w:lineRule="auto"/>
+      </w:pPr>
+      <w:r>
+        <w:separator/>
+      </w:r>
+    </w:p>
+  </w:endnote>
+  <w:endnote w:type="continuationSeparator" w:id="0">
+    <w:p>
+      <w:pPr>
+        <w:spacing w:line="240" w:lineRule="auto"/>
+      </w:pPr>
+      <w:r>
+        <w:continuationSeparator/>
+      </w:r>
+    </w:p>
+  </w:endnote>
+</w:endnotes>
+</file>
+
+<file path=word/footnotes.xml><?xml version="1.0" encoding="utf-8"?>
+<w:footnotes xmlns:wpc="http://schemas.microsoft.com/office/word/2010/wordprocessingCanvas" xmlns:cx="http://schemas.microsoft.com/office/drawing/2014/chartex" xmlns:cx1="http://schemas.microsoft.com/office/drawing/2015/9/8/chartex" xmlns:cx2="http://schemas.microsoft.com/office/drawing/2015/10/21/chartex" xmlns:cx3="http://schemas.microsoft.com/office/drawing/2016/5/9/chartex" xmlns:cx4="http://schemas.microsoft.com/office/drawing/2016/5/10/chartex" xmlns:cx5="http://schemas.microsoft.com/office/drawing/2016/5/11/chartex" xmlns:cx6="http://schemas.microsoft.com/office/drawing/2016/5/12/chartex" xmlns:cx7="http://schemas.microsoft.com/office/drawing/2016/5/13/chartex" xmlns:cx8="http://schemas.microsoft.com/office/drawing/2016/5/14/chartex" xmlns:mc="http://schemas.openxmlformats.org/markup-compatibility/2006" xmlns:aink="http://schemas.microsoft.com/office/drawing/2016/ink" xmlns:am3d="http://schemas.microsoft.com/office/drawing/2017/model3d" xmlns:o="urn:schemas-microsoft-com:office:office" xmlns:r="http://schemas.openxmlformats.org/officeDocument/2006/relationships" xmlns:m="http://schemas.openxmlformats.org/officeDocument/2006/math" xmlns:v="urn:schemas-microsoft-com:vml" xmlns:wp14="http://schemas.microsoft.com/office/word/2010/wordprocessingDrawing" xmlns:wp="http://schemas.openxmlformats.org/drawingml/2006/wordprocessingDrawing" xmlns:w10="urn:schemas-microsoft-com:office:word" xmlns:w="http://schemas.openxmlformats.org/wordprocessingml/2006/main" xmlns:w14="http://schemas.microsoft.com/office/word/2010/wordml" xmlns:w15="http://schemas.microsoft.com/office/word/2012/wordml" xmlns:w16cex="http://schemas.microsoft.com/office/word/2018/wordml/cex" xmlns:w16cid="http://schemas.microsoft.com/office/word/2016/wordml/cid" xmlns:w16="http://schemas.microsoft.com/office/word/2018/wordml" xmlns:w16sdtdh="http://schemas.microsoft.com/office/word/2020/wordml/sdtdatahash" xmlns:w16se="http://schemas.microsoft.com/office/word/2015/wordml/symex" xmlns:wpg="http://schemas.microsoft.com/office/word/2010/wordprocessingGroup" xmlns:wpi="http://schemas.microsoft.com/office/word/2010/wordprocessingInk" xmlns:wne="http://schemas.microsoft.com/office/word/2006/wordml" xmlns:wps="http://schemas.microsoft.com/office/word/2010/wordprocessingShape" mc:Ignorable="w14 w15 w16se w16cid w16 w16cex w16sdtdh wp14">
+  <w:footnote w:type="separator" w:id="-1">
+    <w:p>
+      <w:pPr>
+        <w:spacing w:line="240" w:lineRule="auto"/>
+      </w:pPr>
+      <w:r>
+        <w:separator/>
+      </w:r>
+    </w:p>
+  </w:footnote>
+  <w:footnote w:type="continuationSeparator" w:id="0">
+    <w:p>
+      <w:pPr>
+        <w:spacing w:line="240" w:lineRule="auto"/>
+      </w:pPr>
+      <w:r>
+        <w:continuationSeparator/>
+      </w:r>
+    </w:p>
+  </w:footnote>
+</w:footnotes>
+</file>
+
 <file path=word/numbering.xml><?xml version="1.0" encoding="utf-8"?>
 <w:numbering xmlns:wpc="http://schemas.microsoft.com/office/word/2010/wordprocessingCanvas" xmlns:cx="http://schemas.microsoft.com/office/drawing/2014/chartex" xmlns:cx1="http://schemas.microsoft.com/office/drawing/2015/9/8/chartex" xmlns:cx2="http://schemas.microsoft.com/office/drawing/2015/10/21/chartex" xmlns:cx3="http://schemas.microsoft.com/office/drawing/2016/5/9/chartex" xmlns:cx4="http://schemas.microsoft.com/office/drawing/2016/5/10/chartex" xmlns:cx5="http://schemas.microsoft.com/office/drawing/2016/5/11/chartex" xmlns:cx6="http://schemas.microsoft.com/office/drawing/2016/5/12/chartex" xmlns:cx7="http://schemas.microsoft.com/office/drawing/2016/5/13/chartex" xmlns:cx8="http://schemas.microsoft.com/office/drawing/2016/5/14/chartex" xmlns:mc="http://schemas.openxmlformats.org/markup-compatibility/2006" xmlns:aink="http://schemas.microsoft.com/office/drawing/2016/ink" xmlns:am3d="http://schemas.microsoft.com/office/drawing/2017/model3d" xmlns:o="urn:schemas-microsoft-com:office:office" xmlns:r="http://schemas.openxmlformats.org/officeDocument/2006/relationships" xmlns:m="http://schemas.openxmlformats.org/officeDocument/2006/math" xmlns:v="urn:schemas-microsoft-com:vml" xmlns:wp14="http://schemas.microsoft.com/office/word/2010/wordprocessingDrawing" xmlns:wp="http://schemas.openxmlformats.org/drawingml/2006/wordprocessingDrawing" xmlns:w10="urn:schemas-microsoft-com:office:word" xmlns:w="http://schemas.openxmlformats.org/wordprocessingml/2006/main" xmlns:w14="http://schemas.microsoft.com/office/word/2010/wordml" xmlns:w15="http://schemas.microsoft.com/office/word/2012/wordml" xmlns:w16cex="http://schemas.microsoft.com/office/word/2018/wordml/cex" xmlns:w16cid="http://schemas.microsoft.com/office/word/2016/wordml/cid" xmlns:w16="http://schemas.microsoft.com/office/word/2018/wordml" xmlns:w16sdtdh="http://schemas.microsoft.com/office/word/2020/wordml/sdtdatahash" xmlns:w16se="http://schemas.microsoft.com/office/word/2015/wordml/symex" xmlns:wpg="http://schemas.microsoft.com/office/word/2010/wordprocessingGroup" xmlns:wpi="http://schemas.microsoft.com/office/word/2010/wordprocessingInk" xmlns:wne="http://schemas.microsoft.com/office/word/2006/wordml" xmlns:wps="http://schemas.microsoft.com/office/word/2010/wordprocessingShape" mc:Ignorable="w14 w15 w16se w16cid w16 w16cex w16sdtdh wp14">
   <w:abstractNum w:abstractNumId="0" w15:restartNumberingAfterBreak="0">
+    <w:nsid w:val="0B0E419E"/>
+    <w:multiLevelType w:val="hybridMultilevel"/>
+    <w:tmpl w:val="BBC2B51A"/>
+    <w:lvl w:ilvl="0" w:tplc="04160001">
+      <w:start w:val="1"/>
+      <w:numFmt w:val="bullet"/>
+      <w:lvlText w:val=""/>
+      <w:lvlJc w:val="left"/>
+      <w:pPr>
+        <w:ind w:left="1429" w:hanging="360"/>
+      </w:pPr>
+      <w:rPr>
+        <w:rFonts w:ascii="Symbol" w:hAnsi="Symbol" w:hint="default"/>
+      </w:rPr>
+    </w:lvl>
+    <w:lvl w:ilvl="1" w:tplc="04160003" w:tentative="1">
+      <w:start w:val="1"/>
+      <w:numFmt w:val="bullet"/>
+      <w:lvlText w:val="o"/>
+      <w:lvlJc w:val="left"/>
+      <w:pPr>
+        <w:ind w:left="2149" w:hanging="360"/>
+      </w:pPr>
+      <w:rPr>
+        <w:rFonts w:ascii="Courier New" w:hAnsi="Courier New" w:cs="Courier New" w:hint="default"/>
+      </w:rPr>
+    </w:lvl>
+    <w:lvl w:ilvl="2" w:tplc="04160005" w:tentative="1">
+      <w:start w:val="1"/>
+      <w:numFmt w:val="bullet"/>
+      <w:lvlText w:val=""/>
+      <w:lvlJc w:val="left"/>
+      <w:pPr>
+        <w:ind w:left="2869" w:hanging="360"/>
+      </w:pPr>
+      <w:rPr>
+        <w:rFonts w:ascii="Wingdings" w:hAnsi="Wingdings" w:hint="default"/>
+      </w:rPr>
+    </w:lvl>
+    <w:lvl w:ilvl="3" w:tplc="04160001" w:tentative="1">
+      <w:start w:val="1"/>
+      <w:numFmt w:val="bullet"/>
+      <w:lvlText w:val=""/>
+      <w:lvlJc w:val="left"/>
+      <w:pPr>
+        <w:ind w:left="3589" w:hanging="360"/>
+      </w:pPr>
+      <w:rPr>
+        <w:rFonts w:ascii="Symbol" w:hAnsi="Symbol" w:hint="default"/>
+      </w:rPr>
+    </w:lvl>
+    <w:lvl w:ilvl="4" w:tplc="04160003" w:tentative="1">
+      <w:start w:val="1"/>
+      <w:numFmt w:val="bullet"/>
+      <w:lvlText w:val="o"/>
+      <w:lvlJc w:val="left"/>
+      <w:pPr>
+        <w:ind w:left="4309" w:hanging="360"/>
+      </w:pPr>
+      <w:rPr>
+        <w:rFonts w:ascii="Courier New" w:hAnsi="Courier New" w:cs="Courier New" w:hint="default"/>
+      </w:rPr>
+    </w:lvl>
+    <w:lvl w:ilvl="5" w:tplc="04160005" w:tentative="1">
+      <w:start w:val="1"/>
+      <w:numFmt w:val="bullet"/>
+      <w:lvlText w:val=""/>
+      <w:lvlJc w:val="left"/>
+      <w:pPr>
+        <w:ind w:left="5029" w:hanging="360"/>
+      </w:pPr>
+      <w:rPr>
+        <w:rFonts w:ascii="Wingdings" w:hAnsi="Wingdings" w:hint="default"/>
+      </w:rPr>
+    </w:lvl>
+    <w:lvl w:ilvl="6" w:tplc="04160001" w:tentative="1">
+      <w:start w:val="1"/>
+      <w:numFmt w:val="bullet"/>
+      <w:lvlText w:val=""/>
+      <w:lvlJc w:val="left"/>
+      <w:pPr>
+        <w:ind w:left="5749" w:hanging="360"/>
+      </w:pPr>
+      <w:rPr>
+        <w:rFonts w:ascii="Symbol" w:hAnsi="Symbol" w:hint="default"/>
+      </w:rPr>
+    </w:lvl>
+    <w:lvl w:ilvl="7" w:tplc="04160003" w:tentative="1">
+      <w:start w:val="1"/>
+      <w:numFmt w:val="bullet"/>
+      <w:lvlText w:val="o"/>
+      <w:lvlJc w:val="left"/>
+      <w:pPr>
+        <w:ind w:left="6469" w:hanging="360"/>
+      </w:pPr>
+      <w:rPr>
+        <w:rFonts w:ascii="Courier New" w:hAnsi="Courier New" w:cs="Courier New" w:hint="default"/>
+      </w:rPr>
+    </w:lvl>
+    <w:lvl w:ilvl="8" w:tplc="04160005" w:tentative="1">
+      <w:start w:val="1"/>
+      <w:numFmt w:val="bullet"/>
+      <w:lvlText w:val=""/>
+      <w:lvlJc w:val="left"/>
+      <w:pPr>
+        <w:ind w:left="7189" w:hanging="360"/>
+      </w:pPr>
+      <w:rPr>
+        <w:rFonts w:ascii="Wingdings" w:hAnsi="Wingdings" w:hint="default"/>
+      </w:rPr>
+    </w:lvl>
+  </w:abstractNum>
+  <w:abstractNum w:abstractNumId="1" w15:restartNumberingAfterBreak="0">
     <w:nsid w:val="10FE1AD9"/>
     <w:multiLevelType w:val="hybridMultilevel"/>
     <w:tmpl w:val="D8FA93FE"/>
@@ -735,7 +1534,7 @@
       </w:rPr>
     </w:lvl>
   </w:abstractNum>
-  <w:abstractNum w:abstractNumId="1" w15:restartNumberingAfterBreak="0">
+  <w:abstractNum w:abstractNumId="2" w15:restartNumberingAfterBreak="0">
     <w:nsid w:val="129802AC"/>
     <w:multiLevelType w:val="hybridMultilevel"/>
     <w:tmpl w:val="44B43088"/>
@@ -848,10 +1647,123 @@
       </w:rPr>
     </w:lvl>
   </w:abstractNum>
-  <w:abstractNum w:abstractNumId="2" w15:restartNumberingAfterBreak="0">
+  <w:abstractNum w:abstractNumId="3" w15:restartNumberingAfterBreak="0">
     <w:nsid w:val="43DF0DD7"/>
     <w:multiLevelType w:val="hybridMultilevel"/>
-    <w:tmpl w:val="CD8C2CEE"/>
+    <w:tmpl w:val="8BA81E84"/>
+    <w:lvl w:ilvl="0" w:tplc="04160001">
+      <w:start w:val="1"/>
+      <w:numFmt w:val="bullet"/>
+      <w:lvlText w:val=""/>
+      <w:lvlJc w:val="left"/>
+      <w:pPr>
+        <w:ind w:left="1429" w:hanging="360"/>
+      </w:pPr>
+      <w:rPr>
+        <w:rFonts w:ascii="Symbol" w:hAnsi="Symbol" w:hint="default"/>
+      </w:rPr>
+    </w:lvl>
+    <w:lvl w:ilvl="1" w:tplc="04160003" w:tentative="1">
+      <w:start w:val="1"/>
+      <w:numFmt w:val="bullet"/>
+      <w:lvlText w:val="o"/>
+      <w:lvlJc w:val="left"/>
+      <w:pPr>
+        <w:ind w:left="2149" w:hanging="360"/>
+      </w:pPr>
+      <w:rPr>
+        <w:rFonts w:ascii="Courier New" w:hAnsi="Courier New" w:cs="Courier New" w:hint="default"/>
+      </w:rPr>
+    </w:lvl>
+    <w:lvl w:ilvl="2" w:tplc="04160005" w:tentative="1">
+      <w:start w:val="1"/>
+      <w:numFmt w:val="bullet"/>
+      <w:lvlText w:val=""/>
+      <w:lvlJc w:val="left"/>
+      <w:pPr>
+        <w:ind w:left="2869" w:hanging="360"/>
+      </w:pPr>
+      <w:rPr>
+        <w:rFonts w:ascii="Wingdings" w:hAnsi="Wingdings" w:hint="default"/>
+      </w:rPr>
+    </w:lvl>
+    <w:lvl w:ilvl="3" w:tplc="04160001" w:tentative="1">
+      <w:start w:val="1"/>
+      <w:numFmt w:val="bullet"/>
+      <w:lvlText w:val=""/>
+      <w:lvlJc w:val="left"/>
+      <w:pPr>
+        <w:ind w:left="3589" w:hanging="360"/>
+      </w:pPr>
+      <w:rPr>
+        <w:rFonts w:ascii="Symbol" w:hAnsi="Symbol" w:hint="default"/>
+      </w:rPr>
+    </w:lvl>
+    <w:lvl w:ilvl="4" w:tplc="04160003" w:tentative="1">
+      <w:start w:val="1"/>
+      <w:numFmt w:val="bullet"/>
+      <w:lvlText w:val="o"/>
+      <w:lvlJc w:val="left"/>
+      <w:pPr>
+        <w:ind w:left="4309" w:hanging="360"/>
+      </w:pPr>
+      <w:rPr>
+        <w:rFonts w:ascii="Courier New" w:hAnsi="Courier New" w:cs="Courier New" w:hint="default"/>
+      </w:rPr>
+    </w:lvl>
+    <w:lvl w:ilvl="5" w:tplc="04160005" w:tentative="1">
+      <w:start w:val="1"/>
+      <w:numFmt w:val="bullet"/>
+      <w:lvlText w:val=""/>
+      <w:lvlJc w:val="left"/>
+      <w:pPr>
+        <w:ind w:left="5029" w:hanging="360"/>
+      </w:pPr>
+      <w:rPr>
+        <w:rFonts w:ascii="Wingdings" w:hAnsi="Wingdings" w:hint="default"/>
+      </w:rPr>
+    </w:lvl>
+    <w:lvl w:ilvl="6" w:tplc="04160001" w:tentative="1">
+      <w:start w:val="1"/>
+      <w:numFmt w:val="bullet"/>
+      <w:lvlText w:val=""/>
+      <w:lvlJc w:val="left"/>
+      <w:pPr>
+        <w:ind w:left="5749" w:hanging="360"/>
+      </w:pPr>
+      <w:rPr>
+        <w:rFonts w:ascii="Symbol" w:hAnsi="Symbol" w:hint="default"/>
+      </w:rPr>
+    </w:lvl>
+    <w:lvl w:ilvl="7" w:tplc="04160003" w:tentative="1">
+      <w:start w:val="1"/>
+      <w:numFmt w:val="bullet"/>
+      <w:lvlText w:val="o"/>
+      <w:lvlJc w:val="left"/>
+      <w:pPr>
+        <w:ind w:left="6469" w:hanging="360"/>
+      </w:pPr>
+      <w:rPr>
+        <w:rFonts w:ascii="Courier New" w:hAnsi="Courier New" w:cs="Courier New" w:hint="default"/>
+      </w:rPr>
+    </w:lvl>
+    <w:lvl w:ilvl="8" w:tplc="04160005" w:tentative="1">
+      <w:start w:val="1"/>
+      <w:numFmt w:val="bullet"/>
+      <w:lvlText w:val=""/>
+      <w:lvlJc w:val="left"/>
+      <w:pPr>
+        <w:ind w:left="7189" w:hanging="360"/>
+      </w:pPr>
+      <w:rPr>
+        <w:rFonts w:ascii="Wingdings" w:hAnsi="Wingdings" w:hint="default"/>
+      </w:rPr>
+    </w:lvl>
+  </w:abstractNum>
+  <w:abstractNum w:abstractNumId="4" w15:restartNumberingAfterBreak="0">
+    <w:nsid w:val="5ECE5694"/>
+    <w:multiLevelType w:val="hybridMultilevel"/>
+    <w:tmpl w:val="59E61E68"/>
     <w:lvl w:ilvl="0" w:tplc="04160001">
       <w:start w:val="1"/>
       <w:numFmt w:val="bullet"/>
@@ -962,13 +1874,19 @@
     </w:lvl>
   </w:abstractNum>
   <w:num w:numId="1">
+    <w:abstractNumId w:val="2"/>
+  </w:num>
+  <w:num w:numId="2">
     <w:abstractNumId w:val="1"/>
   </w:num>
-  <w:num w:numId="2">
+  <w:num w:numId="3">
+    <w:abstractNumId w:val="3"/>
+  </w:num>
+  <w:num w:numId="4">
     <w:abstractNumId w:val="0"/>
   </w:num>
-  <w:num w:numId="3">
-    <w:abstractNumId w:val="2"/>
+  <w:num w:numId="5">
+    <w:abstractNumId w:val="4"/>
   </w:num>
 </w:numbering>
 </file>
@@ -1412,6 +2330,50 @@
       <w:contextualSpacing/>
     </w:pPr>
   </w:style>
+  <w:style w:type="paragraph" w:styleId="Cabealho">
+    <w:name w:val="header"/>
+    <w:basedOn w:val="Normal"/>
+    <w:link w:val="CabealhoChar"/>
+    <w:uiPriority w:val="99"/>
+    <w:unhideWhenUsed/>
+    <w:rsid w:val="00E24E91"/>
+    <w:pPr>
+      <w:tabs>
+        <w:tab w:val="center" w:pos="4252"/>
+        <w:tab w:val="right" w:pos="8504"/>
+      </w:tabs>
+      <w:spacing w:line="240" w:lineRule="auto"/>
+    </w:pPr>
+  </w:style>
+  <w:style w:type="character" w:customStyle="1" w:styleId="CabealhoChar">
+    <w:name w:val="Cabeçalho Char"/>
+    <w:basedOn w:val="Fontepargpadro"/>
+    <w:link w:val="Cabealho"/>
+    <w:uiPriority w:val="99"/>
+    <w:rsid w:val="00E24E91"/>
+  </w:style>
+  <w:style w:type="paragraph" w:styleId="Rodap">
+    <w:name w:val="footer"/>
+    <w:basedOn w:val="Normal"/>
+    <w:link w:val="RodapChar"/>
+    <w:uiPriority w:val="99"/>
+    <w:unhideWhenUsed/>
+    <w:rsid w:val="00E24E91"/>
+    <w:pPr>
+      <w:tabs>
+        <w:tab w:val="center" w:pos="4252"/>
+        <w:tab w:val="right" w:pos="8504"/>
+      </w:tabs>
+      <w:spacing w:line="240" w:lineRule="auto"/>
+    </w:pPr>
+  </w:style>
+  <w:style w:type="character" w:customStyle="1" w:styleId="RodapChar">
+    <w:name w:val="Rodapé Char"/>
+    <w:basedOn w:val="Fontepargpadro"/>
+    <w:link w:val="Rodap"/>
+    <w:uiPriority w:val="99"/>
+    <w:rsid w:val="00E24E91"/>
+  </w:style>
 </w:styles>
 </file>
 

--- a/Faculdade/Disciplinas Regulares/4º Ano/Verificação e Validação de Software/Atividades/Testes Estruturais/Testes Estruturais.docx
+++ b/Faculdade/Disciplinas Regulares/4º Ano/Verificação e Validação de Software/Atividades/Testes Estruturais/Testes Estruturais.docx
@@ -632,37 +632,7 @@
           <w:noProof/>
         </w:rPr>
         <w:lastRenderedPageBreak/>
-        <w:t xml:space="preserve">3º exercício: </w:t>
-      </w:r>
-      <w:r>
-        <w:rPr>
-          <w:noProof/>
-        </w:rPr>
-        <w:t>O custo de um carro novo ao consumidor é a soma do custo de fábrica com</w:t>
-      </w:r>
-      <w:r>
-        <w:rPr>
-          <w:noProof/>
-        </w:rPr>
-        <w:t xml:space="preserve"> </w:t>
-      </w:r>
-      <w:r>
-        <w:rPr>
-          <w:noProof/>
-        </w:rPr>
-        <w:t>a porcentagem do distribuidor e dos impostos (aplicados ao custo de fábrica). Supondo que o percentual do distribuidor seja de 28% e os impostos de 45%, escrever um algoritmo para ler o</w:t>
-      </w:r>
-      <w:r>
-        <w:rPr>
-          <w:noProof/>
-        </w:rPr>
-        <w:t xml:space="preserve"> </w:t>
-      </w:r>
-      <w:r>
-        <w:rPr>
-          <w:noProof/>
-        </w:rPr>
-        <w:t>custo de fábrica de um carro, calcular e escrever o custo final ao consumidor.</w:t>
+        <w:t>3º exercício: O custo de um carro novo ao consumidor é a soma do custo de fábrica com a porcentagem do distribuidor e dos impostos (aplicados ao custo de fábrica). Supondo que o percentual do distribuidor seja de 28% e os impostos de 45%, escrever um algoritmo para ler o custo de fábrica de um carro, calcular e escrever o custo final ao consumidor.</w:t>
       </w:r>
     </w:p>
     <w:p>
@@ -944,49 +914,7 @@
           <w:noProof/>
         </w:rPr>
         <w:lastRenderedPageBreak/>
-        <w:t xml:space="preserve">4º exercício: </w:t>
-      </w:r>
-      <w:r>
-        <w:rPr>
-          <w:noProof/>
-        </w:rPr>
-        <w:t>Uma revendedora de carros usados paga a seus funcionários</w:t>
-      </w:r>
-      <w:r>
-        <w:rPr>
-          <w:noProof/>
-        </w:rPr>
-        <w:t xml:space="preserve"> </w:t>
-      </w:r>
-      <w:r>
-        <w:rPr>
-          <w:noProof/>
-        </w:rPr>
-        <w:t>vendedores um salário fixo por mês, mais uma comissão também fixa para cada carro vendido e mais</w:t>
-      </w:r>
-      <w:r>
-        <w:rPr>
-          <w:noProof/>
-        </w:rPr>
-        <w:t xml:space="preserve"> </w:t>
-      </w:r>
-      <w:r>
-        <w:rPr>
-          <w:noProof/>
-        </w:rPr>
-        <w:t>5% do valor das vendas por ele efetuadas. Escrever um algoritmo que leia o número de carros por ele vendidos, o valor total de suas vendas, o salário fixo e o valor que ele</w:t>
-      </w:r>
-      <w:r>
-        <w:rPr>
-          <w:noProof/>
-        </w:rPr>
-        <w:t xml:space="preserve"> </w:t>
-      </w:r>
-      <w:r>
-        <w:rPr>
-          <w:noProof/>
-        </w:rPr>
-        <w:t>recebe por carro vendido. Calcule e escreva o salário final do vendedor.</w:t>
+        <w:t>4º exercício: Uma revendedora de carros usados paga a seus funcionários vendedores um salário fixo por mês, mais uma comissão também fixa para cada carro vendido e mais 5% do valor das vendas por ele efetuadas. Escrever um algoritmo que leia o número de carros por ele vendidos, o valor total de suas vendas, o salário fixo e o valor que ele recebe por carro vendido. Calcule e escreva o salário final do vendedor.</w:t>
       </w:r>
     </w:p>
     <w:p>
@@ -1246,6 +1174,396 @@
         <w:t>.</w:t>
       </w:r>
     </w:p>
+    <w:p>
+      <w:pPr>
+        <w:rPr>
+          <w:noProof/>
+        </w:rPr>
+      </w:pPr>
+      <w:r>
+        <w:rPr>
+          <w:noProof/>
+        </w:rPr>
+        <w:br w:type="page"/>
+      </w:r>
+    </w:p>
+    <w:p>
+      <w:pPr>
+        <w:pStyle w:val="PargrafodaLista"/>
+        <w:ind w:left="0" w:firstLine="567"/>
+        <w:rPr>
+          <w:noProof/>
+        </w:rPr>
+      </w:pPr>
+      <w:r>
+        <w:rPr>
+          <w:noProof/>
+        </w:rPr>
+        <w:lastRenderedPageBreak/>
+        <w:t xml:space="preserve">5º exercício: </w:t>
+      </w:r>
+      <w:r>
+        <w:rPr>
+          <w:noProof/>
+        </w:rPr>
+        <w:t>Uma empresa quer verificar se um empregado está qualificado para</w:t>
+      </w:r>
+      <w:r>
+        <w:rPr>
+          <w:noProof/>
+        </w:rPr>
+        <w:t xml:space="preserve"> </w:t>
+      </w:r>
+      <w:r>
+        <w:rPr>
+          <w:noProof/>
+        </w:rPr>
+        <w:t>a aposentadoria ou não. Para estar em condições, um dos seguintes requisitos</w:t>
+      </w:r>
+      <w:r>
+        <w:rPr>
+          <w:noProof/>
+        </w:rPr>
+        <w:t xml:space="preserve"> </w:t>
+      </w:r>
+      <w:r>
+        <w:rPr>
+          <w:noProof/>
+        </w:rPr>
+        <w:t>deve ser satisfeito: - Ter no mínimo 65 anos de idade. - Ter trabalhado no mínimo</w:t>
+      </w:r>
+      <w:r>
+        <w:rPr>
+          <w:noProof/>
+        </w:rPr>
+        <w:t xml:space="preserve"> </w:t>
+      </w:r>
+      <w:r>
+        <w:rPr>
+          <w:noProof/>
+        </w:rPr>
+        <w:t>30 anos. - Ter no mínimo 60 anos e ter trabalhado no mínimo 25 anos. Com base</w:t>
+      </w:r>
+      <w:r>
+        <w:rPr>
+          <w:noProof/>
+        </w:rPr>
+        <w:t xml:space="preserve"> </w:t>
+      </w:r>
+      <w:r>
+        <w:rPr>
+          <w:noProof/>
+        </w:rPr>
+        <w:t>nas informações acima, faça um algoritmo que leia: o número do empregado</w:t>
+      </w:r>
+      <w:r>
+        <w:rPr>
+          <w:noProof/>
+        </w:rPr>
+        <w:t xml:space="preserve"> </w:t>
+      </w:r>
+      <w:r>
+        <w:rPr>
+          <w:noProof/>
+        </w:rPr>
+        <w:t>(código), o ano de seu nascimento e o ano de seu ingresso na empresa. O</w:t>
+      </w:r>
+      <w:r>
+        <w:rPr>
+          <w:noProof/>
+        </w:rPr>
+        <w:t xml:space="preserve"> </w:t>
+      </w:r>
+      <w:r>
+        <w:rPr>
+          <w:noProof/>
+        </w:rPr>
+        <w:t>programa deverá escrever a idade e o tempo de trabalho do empregado e a mensagem 'Requerer aposentadoria' ou 'Não requerer'.</w:t>
+      </w:r>
+    </w:p>
+    <w:p>
+      <w:pPr>
+        <w:pStyle w:val="PargrafodaLista"/>
+        <w:ind w:left="0" w:firstLine="567"/>
+        <w:rPr>
+          <w:noProof/>
+        </w:rPr>
+      </w:pPr>
+    </w:p>
+    <w:p>
+      <w:pPr>
+        <w:pStyle w:val="PargrafodaLista"/>
+        <w:numPr>
+          <w:ilvl w:val="0"/>
+          <w:numId w:val="6"/>
+        </w:numPr>
+        <w:rPr>
+          <w:noProof/>
+        </w:rPr>
+      </w:pPr>
+      <w:r>
+        <w:rPr>
+          <w:noProof/>
+        </w:rPr>
+        <w:t>Algoritmo:</w:t>
+      </w:r>
+    </w:p>
+    <w:p>
+      <w:pPr>
+        <w:shd w:val="clear" w:color="auto" w:fill="FFFFFF"/>
+        <w:spacing w:line="285" w:lineRule="atLeast"/>
+        <w:ind w:firstLine="0"/>
+        <w:jc w:val="left"/>
+        <w:rPr>
+          <w:rFonts w:ascii="CaskaydiaCove NF" w:eastAsia="Times New Roman" w:hAnsi="CaskaydiaCove NF" w:cs="Times New Roman"/>
+          <w:color w:val="000000"/>
+          <w:sz w:val="21"/>
+          <w:szCs w:val="21"/>
+          <w:lang w:eastAsia="pt-BR"/>
+        </w:rPr>
+      </w:pPr>
+      <w:r>
+        <w:rPr>
+          <w:noProof/>
+        </w:rPr>
+        <w:drawing>
+          <wp:inline distT="0" distB="0" distL="0" distR="0" wp14:anchorId="23E3871B" wp14:editId="78C0CA96">
+            <wp:extent cx="5760085" cy="2400300"/>
+            <wp:effectExtent l="0" t="0" r="0" b="0"/>
+            <wp:docPr id="7" name="Imagem 7"/>
+            <wp:cNvGraphicFramePr>
+              <a:graphicFrameLocks xmlns:a="http://schemas.openxmlformats.org/drawingml/2006/main" noChangeAspect="1"/>
+            </wp:cNvGraphicFramePr>
+            <a:graphic xmlns:a="http://schemas.openxmlformats.org/drawingml/2006/main">
+              <a:graphicData uri="http://schemas.openxmlformats.org/drawingml/2006/picture">
+                <pic:pic xmlns:pic="http://schemas.openxmlformats.org/drawingml/2006/picture">
+                  <pic:nvPicPr>
+                    <pic:cNvPr id="0" name="Picture 5"/>
+                    <pic:cNvPicPr>
+                      <a:picLocks noChangeAspect="1" noChangeArrowheads="1"/>
+                    </pic:cNvPicPr>
+                  </pic:nvPicPr>
+                  <pic:blipFill>
+                    <a:blip r:embed="rId15">
+                      <a:extLst>
+                        <a:ext uri="{28A0092B-C50C-407E-A947-70E740481C1C}">
+                          <a14:useLocalDpi xmlns:a14="http://schemas.microsoft.com/office/drawing/2010/main" val="0"/>
+                        </a:ext>
+                      </a:extLst>
+                    </a:blip>
+                    <a:srcRect/>
+                    <a:stretch>
+                      <a:fillRect/>
+                    </a:stretch>
+                  </pic:blipFill>
+                  <pic:spPr bwMode="auto">
+                    <a:xfrm>
+                      <a:off x="0" y="0"/>
+                      <a:ext cx="5760085" cy="2400300"/>
+                    </a:xfrm>
+                    <a:prstGeom prst="rect">
+                      <a:avLst/>
+                    </a:prstGeom>
+                    <a:noFill/>
+                    <a:ln>
+                      <a:noFill/>
+                    </a:ln>
+                  </pic:spPr>
+                </pic:pic>
+              </a:graphicData>
+            </a:graphic>
+          </wp:inline>
+        </w:drawing>
+      </w:r>
+    </w:p>
+    <w:p>
+      <w:pPr>
+        <w:shd w:val="clear" w:color="auto" w:fill="FFFFFF"/>
+        <w:spacing w:line="285" w:lineRule="atLeast"/>
+        <w:ind w:left="567" w:firstLine="0"/>
+        <w:jc w:val="left"/>
+        <w:rPr>
+          <w:rFonts w:ascii="CaskaydiaCove NF" w:eastAsia="Times New Roman" w:hAnsi="CaskaydiaCove NF" w:cs="Times New Roman"/>
+          <w:color w:val="000000"/>
+          <w:sz w:val="21"/>
+          <w:szCs w:val="21"/>
+          <w:lang w:eastAsia="pt-BR"/>
+        </w:rPr>
+      </w:pPr>
+    </w:p>
+    <w:p>
+      <w:pPr>
+        <w:shd w:val="clear" w:color="auto" w:fill="FFFFFF"/>
+        <w:spacing w:line="285" w:lineRule="atLeast"/>
+        <w:ind w:firstLine="0"/>
+        <w:jc w:val="left"/>
+        <w:rPr>
+          <w:rFonts w:ascii="CaskaydiaCove NF" w:eastAsia="Times New Roman" w:hAnsi="CaskaydiaCove NF" w:cs="Times New Roman"/>
+          <w:color w:val="000000"/>
+          <w:sz w:val="21"/>
+          <w:szCs w:val="21"/>
+          <w:lang w:eastAsia="pt-BR"/>
+        </w:rPr>
+      </w:pPr>
+    </w:p>
+    <w:p>
+      <w:pPr>
+        <w:ind w:firstLine="0"/>
+        <w:rPr>
+          <w:noProof/>
+        </w:rPr>
+      </w:pPr>
+      <w:r>
+        <w:rPr>
+          <w:noProof/>
+        </w:rPr>
+        <w:tab/>
+        <w:t>Fluxograma de Controle:</w:t>
+      </w:r>
+    </w:p>
+    <w:p>
+      <w:pPr>
+        <w:ind w:firstLine="0"/>
+        <w:rPr>
+          <w:noProof/>
+        </w:rPr>
+      </w:pPr>
+      <w:r>
+        <w:rPr>
+          <w:noProof/>
+        </w:rPr>
+        <w:drawing>
+          <wp:anchor distT="0" distB="0" distL="114300" distR="114300" simplePos="0" relativeHeight="251663360" behindDoc="1" locked="0" layoutInCell="1" allowOverlap="1" wp14:anchorId="730A579D" wp14:editId="545E55EB">
+            <wp:simplePos x="0" y="0"/>
+            <wp:positionH relativeFrom="column">
+              <wp:posOffset>1905</wp:posOffset>
+            </wp:positionH>
+            <wp:positionV relativeFrom="paragraph">
+              <wp:posOffset>2540</wp:posOffset>
+            </wp:positionV>
+            <wp:extent cx="2202180" cy="2987040"/>
+            <wp:effectExtent l="0" t="0" r="7620" b="3810"/>
+            <wp:wrapTight wrapText="bothSides">
+              <wp:wrapPolygon edited="0">
+                <wp:start x="0" y="0"/>
+                <wp:lineTo x="0" y="21490"/>
+                <wp:lineTo x="21488" y="21490"/>
+                <wp:lineTo x="21488" y="0"/>
+                <wp:lineTo x="0" y="0"/>
+              </wp:wrapPolygon>
+            </wp:wrapTight>
+            <wp:docPr id="8" name="Imagem 8"/>
+            <wp:cNvGraphicFramePr>
+              <a:graphicFrameLocks xmlns:a="http://schemas.openxmlformats.org/drawingml/2006/main" noChangeAspect="1"/>
+            </wp:cNvGraphicFramePr>
+            <a:graphic xmlns:a="http://schemas.openxmlformats.org/drawingml/2006/main">
+              <a:graphicData uri="http://schemas.openxmlformats.org/drawingml/2006/picture">
+                <pic:pic xmlns:pic="http://schemas.openxmlformats.org/drawingml/2006/picture">
+                  <pic:nvPicPr>
+                    <pic:cNvPr id="0" name="Picture 7"/>
+                    <pic:cNvPicPr>
+                      <a:picLocks noChangeAspect="1" noChangeArrowheads="1"/>
+                    </pic:cNvPicPr>
+                  </pic:nvPicPr>
+                  <pic:blipFill>
+                    <a:blip r:embed="rId16">
+                      <a:extLst>
+                        <a:ext uri="{28A0092B-C50C-407E-A947-70E740481C1C}">
+                          <a14:useLocalDpi xmlns:a14="http://schemas.microsoft.com/office/drawing/2010/main" val="0"/>
+                        </a:ext>
+                      </a:extLst>
+                    </a:blip>
+                    <a:srcRect/>
+                    <a:stretch>
+                      <a:fillRect/>
+                    </a:stretch>
+                  </pic:blipFill>
+                  <pic:spPr bwMode="auto">
+                    <a:xfrm>
+                      <a:off x="0" y="0"/>
+                      <a:ext cx="2202180" cy="2987040"/>
+                    </a:xfrm>
+                    <a:prstGeom prst="rect">
+                      <a:avLst/>
+                    </a:prstGeom>
+                    <a:noFill/>
+                    <a:ln>
+                      <a:noFill/>
+                    </a:ln>
+                  </pic:spPr>
+                </pic:pic>
+              </a:graphicData>
+            </a:graphic>
+            <wp14:sizeRelH relativeFrom="page">
+              <wp14:pctWidth>0</wp14:pctWidth>
+            </wp14:sizeRelH>
+            <wp14:sizeRelV relativeFrom="page">
+              <wp14:pctHeight>0</wp14:pctHeight>
+            </wp14:sizeRelV>
+          </wp:anchor>
+        </w:drawing>
+      </w:r>
+    </w:p>
+    <w:p>
+      <w:pPr>
+        <w:pStyle w:val="PargrafodaLista"/>
+        <w:numPr>
+          <w:ilvl w:val="0"/>
+          <w:numId w:val="6"/>
+        </w:numPr>
+        <w:rPr>
+          <w:noProof/>
+        </w:rPr>
+      </w:pPr>
+      <w:r>
+        <w:rPr>
+          <w:noProof/>
+        </w:rPr>
+        <w:t xml:space="preserve">No 1º nó, são solicitados </w:t>
+      </w:r>
+      <w:r>
+        <w:rPr>
+          <w:noProof/>
+        </w:rPr>
+        <w:t>o código, ano de nascimento e ano de ingresso ao usuário.</w:t>
+      </w:r>
+    </w:p>
+    <w:p>
+      <w:pPr>
+        <w:pStyle w:val="PargrafodaLista"/>
+        <w:numPr>
+          <w:ilvl w:val="0"/>
+          <w:numId w:val="6"/>
+        </w:numPr>
+        <w:rPr>
+          <w:noProof/>
+        </w:rPr>
+      </w:pPr>
+      <w:r>
+        <w:rPr>
+          <w:noProof/>
+        </w:rPr>
+        <w:t>No 2º  nó, são realizados os cálculos da idade e tempo de trabalho do empregado.</w:t>
+      </w:r>
+    </w:p>
+    <w:p>
+      <w:pPr>
+        <w:pStyle w:val="PargrafodaLista"/>
+        <w:numPr>
+          <w:ilvl w:val="0"/>
+          <w:numId w:val="6"/>
+        </w:numPr>
+        <w:rPr>
+          <w:noProof/>
+        </w:rPr>
+      </w:pPr>
+      <w:r>
+        <w:rPr>
+          <w:noProof/>
+        </w:rPr>
+        <w:t>No 3º e 4º nós, o resultado é analisado, com o resultado sendo impresso em um dos nós conforme as regras definidas no algoritmo.</w:t>
+      </w:r>
+    </w:p>
     <w:sectPr>
       <w:pgSz w:w="11906" w:h="16838"/>
       <w:pgMar w:top="1701" w:right="1134" w:bottom="1134" w:left="1701" w:header="709" w:footer="709" w:gutter="0"/>
@@ -1867,6 +2185,119 @@
       <w:lvlJc w:val="left"/>
       <w:pPr>
         <w:ind w:left="7189" w:hanging="360"/>
+      </w:pPr>
+      <w:rPr>
+        <w:rFonts w:ascii="Wingdings" w:hAnsi="Wingdings" w:hint="default"/>
+      </w:rPr>
+    </w:lvl>
+  </w:abstractNum>
+  <w:abstractNum w:abstractNumId="5" w15:restartNumberingAfterBreak="0">
+    <w:nsid w:val="77280717"/>
+    <w:multiLevelType w:val="hybridMultilevel"/>
+    <w:tmpl w:val="21BA460A"/>
+    <w:lvl w:ilvl="0" w:tplc="04160001">
+      <w:start w:val="1"/>
+      <w:numFmt w:val="bullet"/>
+      <w:lvlText w:val=""/>
+      <w:lvlJc w:val="left"/>
+      <w:pPr>
+        <w:ind w:left="1287" w:hanging="360"/>
+      </w:pPr>
+      <w:rPr>
+        <w:rFonts w:ascii="Symbol" w:hAnsi="Symbol" w:hint="default"/>
+      </w:rPr>
+    </w:lvl>
+    <w:lvl w:ilvl="1" w:tplc="04160003" w:tentative="1">
+      <w:start w:val="1"/>
+      <w:numFmt w:val="bullet"/>
+      <w:lvlText w:val="o"/>
+      <w:lvlJc w:val="left"/>
+      <w:pPr>
+        <w:ind w:left="2007" w:hanging="360"/>
+      </w:pPr>
+      <w:rPr>
+        <w:rFonts w:ascii="Courier New" w:hAnsi="Courier New" w:cs="Courier New" w:hint="default"/>
+      </w:rPr>
+    </w:lvl>
+    <w:lvl w:ilvl="2" w:tplc="04160005" w:tentative="1">
+      <w:start w:val="1"/>
+      <w:numFmt w:val="bullet"/>
+      <w:lvlText w:val=""/>
+      <w:lvlJc w:val="left"/>
+      <w:pPr>
+        <w:ind w:left="2727" w:hanging="360"/>
+      </w:pPr>
+      <w:rPr>
+        <w:rFonts w:ascii="Wingdings" w:hAnsi="Wingdings" w:hint="default"/>
+      </w:rPr>
+    </w:lvl>
+    <w:lvl w:ilvl="3" w:tplc="04160001" w:tentative="1">
+      <w:start w:val="1"/>
+      <w:numFmt w:val="bullet"/>
+      <w:lvlText w:val=""/>
+      <w:lvlJc w:val="left"/>
+      <w:pPr>
+        <w:ind w:left="3447" w:hanging="360"/>
+      </w:pPr>
+      <w:rPr>
+        <w:rFonts w:ascii="Symbol" w:hAnsi="Symbol" w:hint="default"/>
+      </w:rPr>
+    </w:lvl>
+    <w:lvl w:ilvl="4" w:tplc="04160003" w:tentative="1">
+      <w:start w:val="1"/>
+      <w:numFmt w:val="bullet"/>
+      <w:lvlText w:val="o"/>
+      <w:lvlJc w:val="left"/>
+      <w:pPr>
+        <w:ind w:left="4167" w:hanging="360"/>
+      </w:pPr>
+      <w:rPr>
+        <w:rFonts w:ascii="Courier New" w:hAnsi="Courier New" w:cs="Courier New" w:hint="default"/>
+      </w:rPr>
+    </w:lvl>
+    <w:lvl w:ilvl="5" w:tplc="04160005" w:tentative="1">
+      <w:start w:val="1"/>
+      <w:numFmt w:val="bullet"/>
+      <w:lvlText w:val=""/>
+      <w:lvlJc w:val="left"/>
+      <w:pPr>
+        <w:ind w:left="4887" w:hanging="360"/>
+      </w:pPr>
+      <w:rPr>
+        <w:rFonts w:ascii="Wingdings" w:hAnsi="Wingdings" w:hint="default"/>
+      </w:rPr>
+    </w:lvl>
+    <w:lvl w:ilvl="6" w:tplc="04160001" w:tentative="1">
+      <w:start w:val="1"/>
+      <w:numFmt w:val="bullet"/>
+      <w:lvlText w:val=""/>
+      <w:lvlJc w:val="left"/>
+      <w:pPr>
+        <w:ind w:left="5607" w:hanging="360"/>
+      </w:pPr>
+      <w:rPr>
+        <w:rFonts w:ascii="Symbol" w:hAnsi="Symbol" w:hint="default"/>
+      </w:rPr>
+    </w:lvl>
+    <w:lvl w:ilvl="7" w:tplc="04160003" w:tentative="1">
+      <w:start w:val="1"/>
+      <w:numFmt w:val="bullet"/>
+      <w:lvlText w:val="o"/>
+      <w:lvlJc w:val="left"/>
+      <w:pPr>
+        <w:ind w:left="6327" w:hanging="360"/>
+      </w:pPr>
+      <w:rPr>
+        <w:rFonts w:ascii="Courier New" w:hAnsi="Courier New" w:cs="Courier New" w:hint="default"/>
+      </w:rPr>
+    </w:lvl>
+    <w:lvl w:ilvl="8" w:tplc="04160005" w:tentative="1">
+      <w:start w:val="1"/>
+      <w:numFmt w:val="bullet"/>
+      <w:lvlText w:val=""/>
+      <w:lvlJc w:val="left"/>
+      <w:pPr>
+        <w:ind w:left="7047" w:hanging="360"/>
       </w:pPr>
       <w:rPr>
         <w:rFonts w:ascii="Wingdings" w:hAnsi="Wingdings" w:hint="default"/>
@@ -1887,6 +2318,9 @@
   </w:num>
   <w:num w:numId="5">
     <w:abstractNumId w:val="4"/>
+  </w:num>
+  <w:num w:numId="6">
+    <w:abstractNumId w:val="5"/>
   </w:num>
 </w:numbering>
 </file>
